--- a/LAB5/11DHCMPM1_LAB3_1150080083_DinhThiThaoAn.docx
+++ b/LAB5/11DHCMPM1_LAB3_1150080083_DinhThiThaoAn.docx
@@ -6,24 +6,12 @@
       <w:r>
         <w:t xml:space="preserve">Link YouTube: </w:t>
       </w:r>
-      <w:hyperlink r:id="rId4" w:history="1">
+      <w:hyperlink r:id="rId5" w:history="1">
         <w:r>
           <w:rPr>
             <w:rStyle w:val="Hyperlink"/>
           </w:rPr>
-          <w:t>https://www.youtube.c</w:t>
-        </w:r>
-        <w:r>
-          <w:rPr>
-            <w:rStyle w:val="Hyperlink"/>
-          </w:rPr>
-          <w:t>o</w:t>
-        </w:r>
-        <w:r>
-          <w:rPr>
-            <w:rStyle w:val="Hyperlink"/>
-          </w:rPr>
-          <w:t>m/playlist?list=PLY_rPFm5pMnc</w:t>
+          <w:t>https://www.youtube.com/playlist?list=PLY_rPFm5pMnc</w:t>
         </w:r>
       </w:hyperlink>
     </w:p>
@@ -78,18 +66,12 @@
     </w:p>
     <w:p>
       <w:r>
-        <w:t xml:space="preserve">MSSV: </w:t>
-      </w:r>
-      <w:r>
-        <w:t>1150080083</w:t>
-      </w:r>
-    </w:p>
-    <w:p>
-      <w:r>
-        <w:t xml:space="preserve">Lớp: </w:t>
-      </w:r>
-      <w:r>
-        <w:t>11DHCNPM1</w:t>
+        <w:t>MSSV: 1150080083</w:t>
+      </w:r>
+    </w:p>
+    <w:p>
+      <w:r>
+        <w:t>Lớp: 11DHCNPM1</w:t>
       </w:r>
     </w:p>
     <w:p/>
@@ -228,6 +210,9 @@
     </w:p>
     <w:p>
       <w:r>
+        <w:rPr>
+          <w:noProof/>
+        </w:rPr>
         <w:lastRenderedPageBreak/>
         <w:drawing>
           <wp:inline distT="0" distB="0" distL="0" distR="0" wp14:anchorId="7124829C" wp14:editId="59FD98A7">
@@ -245,7 +230,7 @@
                     <pic:cNvPicPr/>
                   </pic:nvPicPr>
                   <pic:blipFill>
-                    <a:blip r:embed="rId5"/>
+                    <a:blip r:embed="rId6"/>
                     <a:stretch>
                       <a:fillRect/>
                     </a:stretch>
@@ -267,7 +252,18 @@
       </w:r>
     </w:p>
     <w:p>
-      <w:r>
+      <w:pPr>
+        <w:jc w:val="center"/>
+        <w:rPr>
+          <w:b/>
+          <w:bCs/>
+        </w:rPr>
+      </w:pPr>
+      <w:r>
+        <w:rPr>
+          <w:b/>
+          <w:bCs/>
+        </w:rPr>
         <w:t>Hình 1. Kiểm tra SHA-256 của bộ cài pfSense CE 2.7.2.</w:t>
       </w:r>
     </w:p>
@@ -299,52 +295,28 @@
     </w:p>
     <w:p>
       <w:r>
-        <w:t>Do bài thực hành được triển khai trên VMware Workstation,</w:t>
+        <w:t>Do bài thực hành được triển khai trên VMware Workstation, các mạng ảo được cấu hình tương ứng với mô hình WAN, LAN và DMZ của pfSense.</w:t>
+      </w:r>
+    </w:p>
+    <w:p>
+      <w:r>
+        <w:t>Mạng LAN được thiết lập trên VMnet2 với địa chỉ mạng 10.0.0.0/8. DHCP của VMware được tắt để các máy trong mạng LAN sử dụng địa chỉ IP tĩnh theo mô hình của bài thực hành.</w:t>
+      </w:r>
+    </w:p>
+    <w:p>
+      <w:r>
+        <w:t>Mạng DMZ được thiết lập riêng trên VMnet3 với địa chỉ mạng</w:t>
       </w:r>
       <w:r>
         <w:t xml:space="preserve"> </w:t>
       </w:r>
       <w:r>
-        <w:t>các mạng ảo được cấu hình tương ứng với mô hình WAN, LAN</w:t>
+        <w:t>172.16.0.0/16. DHCP được tắt để các máy trong vùng DMZ</w:t>
       </w:r>
       <w:r>
         <w:t xml:space="preserve"> </w:t>
       </w:r>
       <w:r>
-        <w:t>và DMZ của pfSense.</w:t>
-      </w:r>
-    </w:p>
-    <w:p>
-      <w:r>
-        <w:t>Mạng LAN được thiết lập trên VMnet2 với địa chỉ mạng</w:t>
-      </w:r>
-      <w:r>
-        <w:t xml:space="preserve"> </w:t>
-      </w:r>
-      <w:r>
-        <w:t>10.0.0.0/8. DHCP của VMware được tắt để các máy trong</w:t>
-      </w:r>
-      <w:r>
-        <w:t xml:space="preserve"> </w:t>
-      </w:r>
-      <w:r>
-        <w:t>mạng LAN sử dụng địa chỉ IP tĩnh theo mô hình của bài thực hành.</w:t>
-      </w:r>
-    </w:p>
-    <w:p>
-      <w:r>
-        <w:t>Mạng DMZ được thiết lập riêng trên VMnet3 với địa chỉ mạng</w:t>
-      </w:r>
-      <w:r>
-        <w:t xml:space="preserve"> </w:t>
-      </w:r>
-      <w:r>
-        <w:t>172.16.0.0/16. DHCP được tắt để các máy trong vùng DMZ</w:t>
-      </w:r>
-      <w:r>
-        <w:t xml:space="preserve"> </w:t>
-      </w:r>
-      <w:r>
         <w:t>được cấu hình địa chỉ IP tĩnh.</w:t>
       </w:r>
     </w:p>
@@ -367,10 +339,2483 @@
       <w:r>
         <w:t>- DMZ: VMnet3 – 172.16.0.0/16</w:t>
       </w:r>
+    </w:p>
+    <w:p>
+      <w:pPr>
+        <w:rPr>
+          <w:b/>
+          <w:bCs/>
+        </w:rPr>
+      </w:pPr>
+      <w:r>
+        <w:rPr>
+          <w:b/>
+          <w:bCs/>
+        </w:rPr>
+        <w:t>Cấu hình các giao diện mạng trên pfSense</w:t>
+      </w:r>
+    </w:p>
+    <w:p/>
+    <w:p/>
+    <w:p>
+      <w:r>
+        <w:lastRenderedPageBreak/>
+        <w:drawing>
+          <wp:inline distT="0" distB="0" distL="0" distR="0" wp14:anchorId="2456DCD3" wp14:editId="25320755">
+            <wp:extent cx="5943600" cy="3065780"/>
+            <wp:effectExtent l="0" t="0" r="0" b="1270"/>
+            <wp:docPr id="653633885" name="Picture 1"/>
+            <wp:cNvGraphicFramePr>
+              <a:graphicFrameLocks xmlns:a="http://schemas.openxmlformats.org/drawingml/2006/main" noChangeAspect="1"/>
+            </wp:cNvGraphicFramePr>
+            <a:graphic xmlns:a="http://schemas.openxmlformats.org/drawingml/2006/main">
+              <a:graphicData uri="http://schemas.openxmlformats.org/drawingml/2006/picture">
+                <pic:pic xmlns:pic="http://schemas.openxmlformats.org/drawingml/2006/picture">
+                  <pic:nvPicPr>
+                    <pic:cNvPr id="653633885" name=""/>
+                    <pic:cNvPicPr/>
+                  </pic:nvPicPr>
+                  <pic:blipFill>
+                    <a:blip r:embed="rId7"/>
+                    <a:stretch>
+                      <a:fillRect/>
+                    </a:stretch>
+                  </pic:blipFill>
+                  <pic:spPr>
+                    <a:xfrm>
+                      <a:off x="0" y="0"/>
+                      <a:ext cx="5943600" cy="3065780"/>
+                    </a:xfrm>
+                    <a:prstGeom prst="rect">
+                      <a:avLst/>
+                    </a:prstGeom>
+                  </pic:spPr>
+                </pic:pic>
+              </a:graphicData>
+            </a:graphic>
+          </wp:inline>
+        </w:drawing>
+      </w:r>
+    </w:p>
+    <w:p>
+      <w:pPr>
+        <w:jc w:val="center"/>
+      </w:pPr>
+      <w:r>
+        <w:rPr>
+          <w:b/>
+          <w:bCs/>
+        </w:rPr>
+        <w:t>Kết quả gán các giao diện mạng</w:t>
+      </w:r>
+    </w:p>
+    <w:p>
+      <w:r>
+        <w:drawing>
+          <wp:inline distT="0" distB="0" distL="0" distR="0" wp14:anchorId="3F8E631D" wp14:editId="27960416">
+            <wp:extent cx="5943600" cy="3028950"/>
+            <wp:effectExtent l="0" t="0" r="0" b="0"/>
+            <wp:docPr id="1004984063" name="Picture 1"/>
+            <wp:cNvGraphicFramePr>
+              <a:graphicFrameLocks xmlns:a="http://schemas.openxmlformats.org/drawingml/2006/main" noChangeAspect="1"/>
+            </wp:cNvGraphicFramePr>
+            <a:graphic xmlns:a="http://schemas.openxmlformats.org/drawingml/2006/main">
+              <a:graphicData uri="http://schemas.openxmlformats.org/drawingml/2006/picture">
+                <pic:pic xmlns:pic="http://schemas.openxmlformats.org/drawingml/2006/picture">
+                  <pic:nvPicPr>
+                    <pic:cNvPr id="1004984063" name=""/>
+                    <pic:cNvPicPr/>
+                  </pic:nvPicPr>
+                  <pic:blipFill>
+                    <a:blip r:embed="rId8"/>
+                    <a:stretch>
+                      <a:fillRect/>
+                    </a:stretch>
+                  </pic:blipFill>
+                  <pic:spPr>
+                    <a:xfrm>
+                      <a:off x="0" y="0"/>
+                      <a:ext cx="5943600" cy="3028950"/>
+                    </a:xfrm>
+                    <a:prstGeom prst="rect">
+                      <a:avLst/>
+                    </a:prstGeom>
+                  </pic:spPr>
+                </pic:pic>
+              </a:graphicData>
+            </a:graphic>
+          </wp:inline>
+        </w:drawing>
+      </w:r>
+    </w:p>
+    <w:p>
+      <w:pPr>
+        <w:jc w:val="center"/>
+      </w:pPr>
+      <w:r>
+        <w:rPr>
+          <w:b/>
+          <w:bCs/>
+        </w:rPr>
+        <w:t>Kết quả gán các giao diện mạng</w:t>
+      </w:r>
+    </w:p>
+    <w:p/>
+    <w:p>
+      <w:r>
+        <w:lastRenderedPageBreak/>
+        <w:drawing>
+          <wp:inline distT="0" distB="0" distL="0" distR="0" wp14:anchorId="71C8BC04" wp14:editId="59991908">
+            <wp:extent cx="5943600" cy="3402965"/>
+            <wp:effectExtent l="0" t="0" r="0" b="6985"/>
+            <wp:docPr id="527304000" name="Picture 1"/>
+            <wp:cNvGraphicFramePr>
+              <a:graphicFrameLocks xmlns:a="http://schemas.openxmlformats.org/drawingml/2006/main" noChangeAspect="1"/>
+            </wp:cNvGraphicFramePr>
+            <a:graphic xmlns:a="http://schemas.openxmlformats.org/drawingml/2006/main">
+              <a:graphicData uri="http://schemas.openxmlformats.org/drawingml/2006/picture">
+                <pic:pic xmlns:pic="http://schemas.openxmlformats.org/drawingml/2006/picture">
+                  <pic:nvPicPr>
+                    <pic:cNvPr id="527304000" name=""/>
+                    <pic:cNvPicPr/>
+                  </pic:nvPicPr>
+                  <pic:blipFill>
+                    <a:blip r:embed="rId9"/>
+                    <a:stretch>
+                      <a:fillRect/>
+                    </a:stretch>
+                  </pic:blipFill>
+                  <pic:spPr>
+                    <a:xfrm>
+                      <a:off x="0" y="0"/>
+                      <a:ext cx="5943600" cy="3402965"/>
+                    </a:xfrm>
+                    <a:prstGeom prst="rect">
+                      <a:avLst/>
+                    </a:prstGeom>
+                  </pic:spPr>
+                </pic:pic>
+              </a:graphicData>
+            </a:graphic>
+          </wp:inline>
+        </w:drawing>
+      </w:r>
+    </w:p>
+    <w:p>
+      <w:r>
+        <w:drawing>
+          <wp:inline distT="0" distB="0" distL="0" distR="0" wp14:anchorId="5CC7E4FC" wp14:editId="2C08DF58">
+            <wp:extent cx="5943600" cy="3964940"/>
+            <wp:effectExtent l="0" t="0" r="0" b="0"/>
+            <wp:docPr id="1806368234" name="Picture 1"/>
+            <wp:cNvGraphicFramePr>
+              <a:graphicFrameLocks xmlns:a="http://schemas.openxmlformats.org/drawingml/2006/main" noChangeAspect="1"/>
+            </wp:cNvGraphicFramePr>
+            <a:graphic xmlns:a="http://schemas.openxmlformats.org/drawingml/2006/main">
+              <a:graphicData uri="http://schemas.openxmlformats.org/drawingml/2006/picture">
+                <pic:pic xmlns:pic="http://schemas.openxmlformats.org/drawingml/2006/picture">
+                  <pic:nvPicPr>
+                    <pic:cNvPr id="1806368234" name=""/>
+                    <pic:cNvPicPr/>
+                  </pic:nvPicPr>
+                  <pic:blipFill>
+                    <a:blip r:embed="rId10"/>
+                    <a:stretch>
+                      <a:fillRect/>
+                    </a:stretch>
+                  </pic:blipFill>
+                  <pic:spPr>
+                    <a:xfrm>
+                      <a:off x="0" y="0"/>
+                      <a:ext cx="5943600" cy="3964940"/>
+                    </a:xfrm>
+                    <a:prstGeom prst="rect">
+                      <a:avLst/>
+                    </a:prstGeom>
+                  </pic:spPr>
+                </pic:pic>
+              </a:graphicData>
+            </a:graphic>
+          </wp:inline>
+        </w:drawing>
+      </w:r>
+    </w:p>
+    <w:p>
+      <w:pPr>
+        <w:jc w:val="center"/>
+        <w:rPr>
+          <w:b/>
+          <w:bCs/>
+        </w:rPr>
+      </w:pPr>
+      <w:r>
+        <w:rPr>
+          <w:b/>
+          <w:bCs/>
+        </w:rPr>
+        <w:t>Cấu hình ba card mạng WAN, LAN và DMZ cho pfSense.</w:t>
+      </w:r>
+    </w:p>
+    <w:p>
+      <w:r>
+        <w:lastRenderedPageBreak/>
+        <w:drawing>
+          <wp:inline distT="0" distB="0" distL="0" distR="0" wp14:anchorId="7DFCC997" wp14:editId="6DFE0053">
+            <wp:extent cx="5943600" cy="6215380"/>
+            <wp:effectExtent l="0" t="0" r="0" b="0"/>
+            <wp:docPr id="1463348786" name="Picture 1"/>
+            <wp:cNvGraphicFramePr>
+              <a:graphicFrameLocks xmlns:a="http://schemas.openxmlformats.org/drawingml/2006/main" noChangeAspect="1"/>
+            </wp:cNvGraphicFramePr>
+            <a:graphic xmlns:a="http://schemas.openxmlformats.org/drawingml/2006/main">
+              <a:graphicData uri="http://schemas.openxmlformats.org/drawingml/2006/picture">
+                <pic:pic xmlns:pic="http://schemas.openxmlformats.org/drawingml/2006/picture">
+                  <pic:nvPicPr>
+                    <pic:cNvPr id="1463348786" name=""/>
+                    <pic:cNvPicPr/>
+                  </pic:nvPicPr>
+                  <pic:blipFill>
+                    <a:blip r:embed="rId11"/>
+                    <a:stretch>
+                      <a:fillRect/>
+                    </a:stretch>
+                  </pic:blipFill>
+                  <pic:spPr>
+                    <a:xfrm>
+                      <a:off x="0" y="0"/>
+                      <a:ext cx="5943600" cy="6215380"/>
+                    </a:xfrm>
+                    <a:prstGeom prst="rect">
+                      <a:avLst/>
+                    </a:prstGeom>
+                  </pic:spPr>
+                </pic:pic>
+              </a:graphicData>
+            </a:graphic>
+          </wp:inline>
+        </w:drawing>
+      </w:r>
+    </w:p>
+    <w:p>
+      <w:pPr>
+        <w:jc w:val="center"/>
+        <w:rPr>
+          <w:b/>
+          <w:bCs/>
+        </w:rPr>
+      </w:pPr>
+      <w:r>
+        <w:rPr>
+          <w:b/>
+          <w:bCs/>
+        </w:rPr>
+        <w:t>Cấu hình card mạng WAN</w:t>
+      </w:r>
+      <w:r>
+        <w:rPr>
+          <w:b/>
+          <w:bCs/>
+        </w:rPr>
+        <w:t>, LAN, DMZ</w:t>
+      </w:r>
+      <w:r>
+        <w:rPr>
+          <w:b/>
+          <w:bCs/>
+        </w:rPr>
+        <w:t xml:space="preserve"> trên VMware</w:t>
+      </w:r>
+    </w:p>
+    <w:p>
+      <w:pPr>
+        <w:rPr>
+          <w:b/>
+          <w:bCs/>
+        </w:rPr>
+      </w:pPr>
+      <w:r>
+        <w:rPr>
+          <w:b/>
+          <w:bCs/>
+        </w:rPr>
+        <w:t xml:space="preserve">3.3. </w:t>
+      </w:r>
+      <w:r>
+        <w:rPr>
+          <w:b/>
+          <w:bCs/>
+        </w:rPr>
+        <w:t>CÀI ĐẶT pfSense CE 2.7.2</w:t>
+      </w:r>
+    </w:p>
+    <w:p/>
+    <w:p>
+      <w:r>
+        <w:lastRenderedPageBreak/>
+        <w:drawing>
+          <wp:inline distT="0" distB="0" distL="0" distR="0" wp14:anchorId="6F4A2D44" wp14:editId="05D9E7DC">
+            <wp:extent cx="5943600" cy="3276600"/>
+            <wp:effectExtent l="0" t="0" r="0" b="0"/>
+            <wp:docPr id="738351815" name="Picture 1"/>
+            <wp:cNvGraphicFramePr>
+              <a:graphicFrameLocks xmlns:a="http://schemas.openxmlformats.org/drawingml/2006/main" noChangeAspect="1"/>
+            </wp:cNvGraphicFramePr>
+            <a:graphic xmlns:a="http://schemas.openxmlformats.org/drawingml/2006/main">
+              <a:graphicData uri="http://schemas.openxmlformats.org/drawingml/2006/picture">
+                <pic:pic xmlns:pic="http://schemas.openxmlformats.org/drawingml/2006/picture">
+                  <pic:nvPicPr>
+                    <pic:cNvPr id="738351815" name=""/>
+                    <pic:cNvPicPr/>
+                  </pic:nvPicPr>
+                  <pic:blipFill>
+                    <a:blip r:embed="rId12"/>
+                    <a:stretch>
+                      <a:fillRect/>
+                    </a:stretch>
+                  </pic:blipFill>
+                  <pic:spPr>
+                    <a:xfrm>
+                      <a:off x="0" y="0"/>
+                      <a:ext cx="5943600" cy="3276600"/>
+                    </a:xfrm>
+                    <a:prstGeom prst="rect">
+                      <a:avLst/>
+                    </a:prstGeom>
+                  </pic:spPr>
+                </pic:pic>
+              </a:graphicData>
+            </a:graphic>
+          </wp:inline>
+        </w:drawing>
+      </w:r>
+    </w:p>
+    <w:p>
+      <w:r>
+        <w:t>Chọn ok</w:t>
+      </w:r>
+    </w:p>
+    <w:p>
+      <w:pPr>
+        <w:jc w:val="center"/>
+      </w:pPr>
+      <w:r>
+        <w:drawing>
+          <wp:inline distT="0" distB="0" distL="0" distR="0" wp14:anchorId="12758D49" wp14:editId="42B9F499">
+            <wp:extent cx="3790950" cy="2362200"/>
+            <wp:effectExtent l="0" t="0" r="0" b="0"/>
+            <wp:docPr id="1256937548" name="Picture 1"/>
+            <wp:cNvGraphicFramePr>
+              <a:graphicFrameLocks xmlns:a="http://schemas.openxmlformats.org/drawingml/2006/main" noChangeAspect="1"/>
+            </wp:cNvGraphicFramePr>
+            <a:graphic xmlns:a="http://schemas.openxmlformats.org/drawingml/2006/main">
+              <a:graphicData uri="http://schemas.openxmlformats.org/drawingml/2006/picture">
+                <pic:pic xmlns:pic="http://schemas.openxmlformats.org/drawingml/2006/picture">
+                  <pic:nvPicPr>
+                    <pic:cNvPr id="1256937548" name=""/>
+                    <pic:cNvPicPr/>
+                  </pic:nvPicPr>
+                  <pic:blipFill>
+                    <a:blip r:embed="rId13"/>
+                    <a:stretch>
+                      <a:fillRect/>
+                    </a:stretch>
+                  </pic:blipFill>
+                  <pic:spPr>
+                    <a:xfrm>
+                      <a:off x="0" y="0"/>
+                      <a:ext cx="3790950" cy="2362200"/>
+                    </a:xfrm>
+                    <a:prstGeom prst="rect">
+                      <a:avLst/>
+                    </a:prstGeom>
+                  </pic:spPr>
+                </pic:pic>
+              </a:graphicData>
+            </a:graphic>
+          </wp:inline>
+        </w:drawing>
+      </w:r>
+    </w:p>
+    <w:p>
+      <w:r>
+        <w:t>Chọn ok</w:t>
+      </w:r>
+    </w:p>
+    <w:p>
+      <w:pPr>
+        <w:jc w:val="center"/>
+      </w:pPr>
+      <w:r>
+        <w:lastRenderedPageBreak/>
+        <w:drawing>
+          <wp:inline distT="0" distB="0" distL="0" distR="0" wp14:anchorId="45629027" wp14:editId="7F31B0C6">
+            <wp:extent cx="5943600" cy="3205480"/>
+            <wp:effectExtent l="0" t="0" r="0" b="0"/>
+            <wp:docPr id="1215799622" name="Picture 1"/>
+            <wp:cNvGraphicFramePr>
+              <a:graphicFrameLocks xmlns:a="http://schemas.openxmlformats.org/drawingml/2006/main" noChangeAspect="1"/>
+            </wp:cNvGraphicFramePr>
+            <a:graphic xmlns:a="http://schemas.openxmlformats.org/drawingml/2006/main">
+              <a:graphicData uri="http://schemas.openxmlformats.org/drawingml/2006/picture">
+                <pic:pic xmlns:pic="http://schemas.openxmlformats.org/drawingml/2006/picture">
+                  <pic:nvPicPr>
+                    <pic:cNvPr id="1215799622" name=""/>
+                    <pic:cNvPicPr/>
+                  </pic:nvPicPr>
+                  <pic:blipFill>
+                    <a:blip r:embed="rId14"/>
+                    <a:stretch>
+                      <a:fillRect/>
+                    </a:stretch>
+                  </pic:blipFill>
+                  <pic:spPr>
+                    <a:xfrm>
+                      <a:off x="0" y="0"/>
+                      <a:ext cx="5943600" cy="3205480"/>
+                    </a:xfrm>
+                    <a:prstGeom prst="rect">
+                      <a:avLst/>
+                    </a:prstGeom>
+                  </pic:spPr>
+                </pic:pic>
+              </a:graphicData>
+            </a:graphic>
+          </wp:inline>
+        </w:drawing>
+      </w:r>
+    </w:p>
+    <w:p>
+      <w:r>
+        <w:t>Chọn ok</w:t>
+      </w:r>
+    </w:p>
+    <w:p>
+      <w:pPr>
+        <w:jc w:val="center"/>
+      </w:pPr>
+      <w:r>
+        <w:drawing>
+          <wp:inline distT="0" distB="0" distL="0" distR="0" wp14:anchorId="427916BD" wp14:editId="3A6A2E79">
+            <wp:extent cx="3790950" cy="1647825"/>
+            <wp:effectExtent l="0" t="0" r="0" b="9525"/>
+            <wp:docPr id="2029407986" name="Picture 1"/>
+            <wp:cNvGraphicFramePr>
+              <a:graphicFrameLocks xmlns:a="http://schemas.openxmlformats.org/drawingml/2006/main" noChangeAspect="1"/>
+            </wp:cNvGraphicFramePr>
+            <a:graphic xmlns:a="http://schemas.openxmlformats.org/drawingml/2006/main">
+              <a:graphicData uri="http://schemas.openxmlformats.org/drawingml/2006/picture">
+                <pic:pic xmlns:pic="http://schemas.openxmlformats.org/drawingml/2006/picture">
+                  <pic:nvPicPr>
+                    <pic:cNvPr id="2029407986" name=""/>
+                    <pic:cNvPicPr/>
+                  </pic:nvPicPr>
+                  <pic:blipFill>
+                    <a:blip r:embed="rId15"/>
+                    <a:stretch>
+                      <a:fillRect/>
+                    </a:stretch>
+                  </pic:blipFill>
+                  <pic:spPr>
+                    <a:xfrm>
+                      <a:off x="0" y="0"/>
+                      <a:ext cx="3790950" cy="1647825"/>
+                    </a:xfrm>
+                    <a:prstGeom prst="rect">
+                      <a:avLst/>
+                    </a:prstGeom>
+                  </pic:spPr>
+                </pic:pic>
+              </a:graphicData>
+            </a:graphic>
+          </wp:inline>
+        </w:drawing>
+      </w:r>
+    </w:p>
+    <w:p>
+      <w:r>
+        <w:t>Chọn ok</w:t>
+      </w:r>
+    </w:p>
+    <w:p>
+      <w:pPr>
+        <w:jc w:val="center"/>
+      </w:pPr>
+      <w:r>
+        <w:drawing>
+          <wp:inline distT="0" distB="0" distL="0" distR="0" wp14:anchorId="33D61B99" wp14:editId="37ED7EBF">
+            <wp:extent cx="5668166" cy="2381582"/>
+            <wp:effectExtent l="0" t="0" r="8890" b="0"/>
+            <wp:docPr id="498010124" name="Picture 1"/>
+            <wp:cNvGraphicFramePr>
+              <a:graphicFrameLocks xmlns:a="http://schemas.openxmlformats.org/drawingml/2006/main" noChangeAspect="1"/>
+            </wp:cNvGraphicFramePr>
+            <a:graphic xmlns:a="http://schemas.openxmlformats.org/drawingml/2006/main">
+              <a:graphicData uri="http://schemas.openxmlformats.org/drawingml/2006/picture">
+                <pic:pic xmlns:pic="http://schemas.openxmlformats.org/drawingml/2006/picture">
+                  <pic:nvPicPr>
+                    <pic:cNvPr id="498010124" name=""/>
+                    <pic:cNvPicPr/>
+                  </pic:nvPicPr>
+                  <pic:blipFill>
+                    <a:blip r:embed="rId16"/>
+                    <a:stretch>
+                      <a:fillRect/>
+                    </a:stretch>
+                  </pic:blipFill>
+                  <pic:spPr>
+                    <a:xfrm>
+                      <a:off x="0" y="0"/>
+                      <a:ext cx="5668166" cy="2381582"/>
+                    </a:xfrm>
+                    <a:prstGeom prst="rect">
+                      <a:avLst/>
+                    </a:prstGeom>
+                  </pic:spPr>
+                </pic:pic>
+              </a:graphicData>
+            </a:graphic>
+          </wp:inline>
+        </w:drawing>
+      </w:r>
+    </w:p>
+    <w:p>
+      <w:pPr>
+        <w:jc w:val="center"/>
+        <w:rPr>
+          <w:b/>
+          <w:bCs/>
+        </w:rPr>
+      </w:pPr>
+      <w:r>
+        <w:rPr>
+          <w:b/>
+          <w:bCs/>
+        </w:rPr>
+        <w:lastRenderedPageBreak/>
+        <w:t>Kiểm tra khả năng kết nối Internet từ pfSense.</w:t>
+      </w:r>
+    </w:p>
+    <w:p>
+      <w:pPr>
+        <w:rPr>
+          <w:b/>
+          <w:bCs/>
+        </w:rPr>
+      </w:pPr>
+      <w:r>
+        <w:rPr>
+          <w:b/>
+          <w:bCs/>
+        </w:rPr>
+        <w:t xml:space="preserve">3.4. </w:t>
+      </w:r>
+      <w:r>
+        <w:rPr>
+          <w:b/>
+          <w:bCs/>
+        </w:rPr>
+        <w:t>Cấu hình máy Domain Controller</w:t>
+      </w:r>
+    </w:p>
+    <w:p>
+      <w:r>
+        <w:rPr>
+          <w:noProof/>
+        </w:rPr>
+        <w:drawing>
+          <wp:inline distT="0" distB="0" distL="0" distR="0" wp14:anchorId="6A24E663" wp14:editId="3907696E">
+            <wp:extent cx="5943600" cy="4225925"/>
+            <wp:effectExtent l="0" t="0" r="0" b="3175"/>
+            <wp:docPr id="17370228" name="Picture 1" descr="How to Deploy a Windows Server 2022 Domain Controller with VirtualBox Manager - DEV Community"/>
+            <wp:cNvGraphicFramePr>
+              <a:graphicFrameLocks xmlns:a="http://schemas.openxmlformats.org/drawingml/2006/main" noChangeAspect="1"/>
+            </wp:cNvGraphicFramePr>
+            <a:graphic xmlns:a="http://schemas.openxmlformats.org/drawingml/2006/main">
+              <a:graphicData uri="http://schemas.openxmlformats.org/drawingml/2006/picture">
+                <pic:pic xmlns:pic="http://schemas.openxmlformats.org/drawingml/2006/picture">
+                  <pic:nvPicPr>
+                    <pic:cNvPr id="0" name="Picture 1" descr="How to Deploy a Windows Server 2022 Domain Controller with VirtualBox Manager - DEV Community"/>
+                    <pic:cNvPicPr>
+                      <a:picLocks noChangeAspect="1" noChangeArrowheads="1"/>
+                    </pic:cNvPicPr>
+                  </pic:nvPicPr>
+                  <pic:blipFill>
+                    <a:blip r:embed="rId17">
+                      <a:extLst>
+                        <a:ext uri="{28A0092B-C50C-407E-A947-70E740481C1C}">
+                          <a14:useLocalDpi xmlns:a14="http://schemas.microsoft.com/office/drawing/2010/main" val="0"/>
+                        </a:ext>
+                      </a:extLst>
+                    </a:blip>
+                    <a:srcRect/>
+                    <a:stretch>
+                      <a:fillRect/>
+                    </a:stretch>
+                  </pic:blipFill>
+                  <pic:spPr bwMode="auto">
+                    <a:xfrm>
+                      <a:off x="0" y="0"/>
+                      <a:ext cx="5943600" cy="4225925"/>
+                    </a:xfrm>
+                    <a:prstGeom prst="rect">
+                      <a:avLst/>
+                    </a:prstGeom>
+                    <a:noFill/>
+                    <a:ln>
+                      <a:noFill/>
+                    </a:ln>
+                  </pic:spPr>
+                </pic:pic>
+              </a:graphicData>
+            </a:graphic>
+          </wp:inline>
+        </w:drawing>
+      </w:r>
+    </w:p>
+    <w:p>
+      <w:r>
+        <w:t>Chọn add roles and feature</w:t>
+      </w:r>
+    </w:p>
+    <w:p>
+      <w:pPr>
+        <w:jc w:val="center"/>
+      </w:pPr>
+      <w:r>
+        <w:lastRenderedPageBreak/>
+        <w:drawing>
+          <wp:inline distT="0" distB="0" distL="0" distR="0" wp14:anchorId="08DF6AD1" wp14:editId="7E118C1E">
+            <wp:extent cx="4048125" cy="4133850"/>
+            <wp:effectExtent l="0" t="0" r="9525" b="0"/>
+            <wp:docPr id="938896670" name="Picture 1"/>
+            <wp:cNvGraphicFramePr>
+              <a:graphicFrameLocks xmlns:a="http://schemas.openxmlformats.org/drawingml/2006/main" noChangeAspect="1"/>
+            </wp:cNvGraphicFramePr>
+            <a:graphic xmlns:a="http://schemas.openxmlformats.org/drawingml/2006/main">
+              <a:graphicData uri="http://schemas.openxmlformats.org/drawingml/2006/picture">
+                <pic:pic xmlns:pic="http://schemas.openxmlformats.org/drawingml/2006/picture">
+                  <pic:nvPicPr>
+                    <pic:cNvPr id="938896670" name=""/>
+                    <pic:cNvPicPr/>
+                  </pic:nvPicPr>
+                  <pic:blipFill>
+                    <a:blip r:embed="rId18"/>
+                    <a:stretch>
+                      <a:fillRect/>
+                    </a:stretch>
+                  </pic:blipFill>
+                  <pic:spPr>
+                    <a:xfrm>
+                      <a:off x="0" y="0"/>
+                      <a:ext cx="4048125" cy="4133850"/>
+                    </a:xfrm>
+                    <a:prstGeom prst="rect">
+                      <a:avLst/>
+                    </a:prstGeom>
+                  </pic:spPr>
+                </pic:pic>
+              </a:graphicData>
+            </a:graphic>
+          </wp:inline>
+        </w:drawing>
+      </w:r>
+    </w:p>
+    <w:p>
+      <w:r>
+        <w:t>Add feature</w:t>
+      </w:r>
+    </w:p>
+    <w:p>
+      <w:r>
+        <w:rPr>
+          <w:noProof/>
+        </w:rPr>
+        <w:lastRenderedPageBreak/>
+        <w:drawing>
+          <wp:inline distT="0" distB="0" distL="0" distR="0" wp14:anchorId="28B3EB8C" wp14:editId="5B38760F">
+            <wp:extent cx="5943600" cy="4371340"/>
+            <wp:effectExtent l="0" t="0" r="0" b="0"/>
+            <wp:docPr id="1051121574" name="Picture 2" descr="Configuring an Active Directory in Windows Server 2019 or 2022 - TransIP"/>
+            <wp:cNvGraphicFramePr>
+              <a:graphicFrameLocks xmlns:a="http://schemas.openxmlformats.org/drawingml/2006/main" noChangeAspect="1"/>
+            </wp:cNvGraphicFramePr>
+            <a:graphic xmlns:a="http://schemas.openxmlformats.org/drawingml/2006/main">
+              <a:graphicData uri="http://schemas.openxmlformats.org/drawingml/2006/picture">
+                <pic:pic xmlns:pic="http://schemas.openxmlformats.org/drawingml/2006/picture">
+                  <pic:nvPicPr>
+                    <pic:cNvPr id="0" name="Picture 3" descr="Configuring an Active Directory in Windows Server 2019 or 2022 - TransIP"/>
+                    <pic:cNvPicPr>
+                      <a:picLocks noChangeAspect="1" noChangeArrowheads="1"/>
+                    </pic:cNvPicPr>
+                  </pic:nvPicPr>
+                  <pic:blipFill>
+                    <a:blip r:embed="rId19">
+                      <a:extLst>
+                        <a:ext uri="{28A0092B-C50C-407E-A947-70E740481C1C}">
+                          <a14:useLocalDpi xmlns:a14="http://schemas.microsoft.com/office/drawing/2010/main" val="0"/>
+                        </a:ext>
+                      </a:extLst>
+                    </a:blip>
+                    <a:srcRect/>
+                    <a:stretch>
+                      <a:fillRect/>
+                    </a:stretch>
+                  </pic:blipFill>
+                  <pic:spPr bwMode="auto">
+                    <a:xfrm>
+                      <a:off x="0" y="0"/>
+                      <a:ext cx="5943600" cy="4371340"/>
+                    </a:xfrm>
+                    <a:prstGeom prst="rect">
+                      <a:avLst/>
+                    </a:prstGeom>
+                    <a:noFill/>
+                    <a:ln>
+                      <a:noFill/>
+                    </a:ln>
+                  </pic:spPr>
+                </pic:pic>
+              </a:graphicData>
+            </a:graphic>
+          </wp:inline>
+        </w:drawing>
+      </w:r>
+    </w:p>
+    <w:p>
+      <w:r>
+        <w:t>Chọn add a new forest, điền tên domain và chọn next</w:t>
+      </w:r>
+    </w:p>
+    <w:p>
+      <w:r>
+        <w:lastRenderedPageBreak/>
+        <w:drawing>
+          <wp:inline distT="0" distB="0" distL="0" distR="0" wp14:anchorId="27484F4E" wp14:editId="253D8FA1">
+            <wp:extent cx="5943600" cy="4232910"/>
+            <wp:effectExtent l="0" t="0" r="0" b="0"/>
+            <wp:docPr id="1315412470" name="Picture 1"/>
+            <wp:cNvGraphicFramePr>
+              <a:graphicFrameLocks xmlns:a="http://schemas.openxmlformats.org/drawingml/2006/main" noChangeAspect="1"/>
+            </wp:cNvGraphicFramePr>
+            <a:graphic xmlns:a="http://schemas.openxmlformats.org/drawingml/2006/main">
+              <a:graphicData uri="http://schemas.openxmlformats.org/drawingml/2006/picture">
+                <pic:pic xmlns:pic="http://schemas.openxmlformats.org/drawingml/2006/picture">
+                  <pic:nvPicPr>
+                    <pic:cNvPr id="1315412470" name=""/>
+                    <pic:cNvPicPr/>
+                  </pic:nvPicPr>
+                  <pic:blipFill>
+                    <a:blip r:embed="rId20"/>
+                    <a:stretch>
+                      <a:fillRect/>
+                    </a:stretch>
+                  </pic:blipFill>
+                  <pic:spPr>
+                    <a:xfrm>
+                      <a:off x="0" y="0"/>
+                      <a:ext cx="5943600" cy="4232910"/>
+                    </a:xfrm>
+                    <a:prstGeom prst="rect">
+                      <a:avLst/>
+                    </a:prstGeom>
+                  </pic:spPr>
+                </pic:pic>
+              </a:graphicData>
+            </a:graphic>
+          </wp:inline>
+        </w:drawing>
+      </w:r>
+    </w:p>
+    <w:p>
+      <w:r>
+        <w:t>Chọn next</w:t>
+      </w:r>
+    </w:p>
+    <w:p>
+      <w:r>
+        <w:rPr>
+          <w:noProof/>
+        </w:rPr>
+        <w:lastRenderedPageBreak/>
+        <w:drawing>
+          <wp:inline distT="0" distB="0" distL="0" distR="0" wp14:anchorId="2583270D" wp14:editId="5260888D">
+            <wp:extent cx="5943600" cy="4419600"/>
+            <wp:effectExtent l="0" t="0" r="0" b="0"/>
+            <wp:docPr id="15440366" name="Picture 3" descr="Chapter 1: Implementing and Managing Active Directory Domain Services | Administering Windows Server Hybrid Core Infrastructure AZ-800 Exam Guide"/>
+            <wp:cNvGraphicFramePr>
+              <a:graphicFrameLocks xmlns:a="http://schemas.openxmlformats.org/drawingml/2006/main" noChangeAspect="1"/>
+            </wp:cNvGraphicFramePr>
+            <a:graphic xmlns:a="http://schemas.openxmlformats.org/drawingml/2006/main">
+              <a:graphicData uri="http://schemas.openxmlformats.org/drawingml/2006/picture">
+                <pic:pic xmlns:pic="http://schemas.openxmlformats.org/drawingml/2006/picture">
+                  <pic:nvPicPr>
+                    <pic:cNvPr id="0" name="Picture 5" descr="Chapter 1: Implementing and Managing Active Directory Domain Services | Administering Windows Server Hybrid Core Infrastructure AZ-800 Exam Guide"/>
+                    <pic:cNvPicPr>
+                      <a:picLocks noChangeAspect="1" noChangeArrowheads="1"/>
+                    </pic:cNvPicPr>
+                  </pic:nvPicPr>
+                  <pic:blipFill>
+                    <a:blip r:embed="rId21">
+                      <a:extLst>
+                        <a:ext uri="{28A0092B-C50C-407E-A947-70E740481C1C}">
+                          <a14:useLocalDpi xmlns:a14="http://schemas.microsoft.com/office/drawing/2010/main" val="0"/>
+                        </a:ext>
+                      </a:extLst>
+                    </a:blip>
+                    <a:srcRect/>
+                    <a:stretch>
+                      <a:fillRect/>
+                    </a:stretch>
+                  </pic:blipFill>
+                  <pic:spPr bwMode="auto">
+                    <a:xfrm>
+                      <a:off x="0" y="0"/>
+                      <a:ext cx="5943600" cy="4419600"/>
+                    </a:xfrm>
+                    <a:prstGeom prst="rect">
+                      <a:avLst/>
+                    </a:prstGeom>
+                    <a:noFill/>
+                    <a:ln>
+                      <a:noFill/>
+                    </a:ln>
+                  </pic:spPr>
+                </pic:pic>
+              </a:graphicData>
+            </a:graphic>
+          </wp:inline>
+        </w:drawing>
+      </w:r>
+    </w:p>
+    <w:p>
+      <w:r>
+        <w:t>Chọn next</w:t>
+      </w:r>
+    </w:p>
+    <w:p/>
+    <w:p>
+      <w:r>
+        <w:lastRenderedPageBreak/>
+        <w:drawing>
+          <wp:inline distT="0" distB="0" distL="0" distR="0" wp14:anchorId="188AF51F" wp14:editId="0A1F2F92">
+            <wp:extent cx="5943600" cy="4434840"/>
+            <wp:effectExtent l="0" t="0" r="0" b="3810"/>
+            <wp:docPr id="558987936" name="Picture 1"/>
+            <wp:cNvGraphicFramePr>
+              <a:graphicFrameLocks xmlns:a="http://schemas.openxmlformats.org/drawingml/2006/main" noChangeAspect="1"/>
+            </wp:cNvGraphicFramePr>
+            <a:graphic xmlns:a="http://schemas.openxmlformats.org/drawingml/2006/main">
+              <a:graphicData uri="http://schemas.openxmlformats.org/drawingml/2006/picture">
+                <pic:pic xmlns:pic="http://schemas.openxmlformats.org/drawingml/2006/picture">
+                  <pic:nvPicPr>
+                    <pic:cNvPr id="558987936" name=""/>
+                    <pic:cNvPicPr/>
+                  </pic:nvPicPr>
+                  <pic:blipFill>
+                    <a:blip r:embed="rId22"/>
+                    <a:stretch>
+                      <a:fillRect/>
+                    </a:stretch>
+                  </pic:blipFill>
+                  <pic:spPr>
+                    <a:xfrm>
+                      <a:off x="0" y="0"/>
+                      <a:ext cx="5943600" cy="4434840"/>
+                    </a:xfrm>
+                    <a:prstGeom prst="rect">
+                      <a:avLst/>
+                    </a:prstGeom>
+                  </pic:spPr>
+                </pic:pic>
+              </a:graphicData>
+            </a:graphic>
+          </wp:inline>
+        </w:drawing>
+      </w:r>
+    </w:p>
+    <w:p>
+      <w:pPr>
+        <w:jc w:val="center"/>
+        <w:rPr>
+          <w:b/>
+          <w:bCs/>
+        </w:rPr>
+      </w:pPr>
+      <w:r>
+        <w:rPr>
+          <w:b/>
+          <w:bCs/>
+        </w:rPr>
+        <w:t>Kiểm tra cấu hình mạng của Windows Server 2022</w:t>
+      </w:r>
+    </w:p>
+    <w:p>
+      <w:r>
+        <w:lastRenderedPageBreak/>
+        <w:drawing>
+          <wp:inline distT="0" distB="0" distL="0" distR="0" wp14:anchorId="22B790CE" wp14:editId="773B005B">
+            <wp:extent cx="5886450" cy="5895975"/>
+            <wp:effectExtent l="0" t="0" r="0" b="9525"/>
+            <wp:docPr id="1815873235" name="Picture 1"/>
+            <wp:cNvGraphicFramePr>
+              <a:graphicFrameLocks xmlns:a="http://schemas.openxmlformats.org/drawingml/2006/main" noChangeAspect="1"/>
+            </wp:cNvGraphicFramePr>
+            <a:graphic xmlns:a="http://schemas.openxmlformats.org/drawingml/2006/main">
+              <a:graphicData uri="http://schemas.openxmlformats.org/drawingml/2006/picture">
+                <pic:pic xmlns:pic="http://schemas.openxmlformats.org/drawingml/2006/picture">
+                  <pic:nvPicPr>
+                    <pic:cNvPr id="1815873235" name=""/>
+                    <pic:cNvPicPr/>
+                  </pic:nvPicPr>
+                  <pic:blipFill>
+                    <a:blip r:embed="rId23"/>
+                    <a:stretch>
+                      <a:fillRect/>
+                    </a:stretch>
+                  </pic:blipFill>
+                  <pic:spPr>
+                    <a:xfrm>
+                      <a:off x="0" y="0"/>
+                      <a:ext cx="5886450" cy="5895975"/>
+                    </a:xfrm>
+                    <a:prstGeom prst="rect">
+                      <a:avLst/>
+                    </a:prstGeom>
+                  </pic:spPr>
+                </pic:pic>
+              </a:graphicData>
+            </a:graphic>
+          </wp:inline>
+        </w:drawing>
+      </w:r>
+    </w:p>
+    <w:p>
+      <w:pPr>
+        <w:jc w:val="center"/>
+        <w:rPr>
+          <w:b/>
+          <w:bCs/>
+        </w:rPr>
+      </w:pPr>
+      <w:r>
+        <w:rPr>
+          <w:b/>
+          <w:bCs/>
+        </w:rPr>
+        <w:t>Kết quả kiểm tra dịch vụ DNS trên Domain Controller</w:t>
+      </w:r>
+    </w:p>
+    <w:p>
+      <w:r>
+        <w:lastRenderedPageBreak/>
+        <w:drawing>
+          <wp:inline distT="0" distB="0" distL="0" distR="0" wp14:anchorId="4A58E048" wp14:editId="082C48A6">
+            <wp:extent cx="5943600" cy="4237990"/>
+            <wp:effectExtent l="0" t="0" r="0" b="0"/>
+            <wp:docPr id="1336852512" name="Picture 1"/>
+            <wp:cNvGraphicFramePr>
+              <a:graphicFrameLocks xmlns:a="http://schemas.openxmlformats.org/drawingml/2006/main" noChangeAspect="1"/>
+            </wp:cNvGraphicFramePr>
+            <a:graphic xmlns:a="http://schemas.openxmlformats.org/drawingml/2006/main">
+              <a:graphicData uri="http://schemas.openxmlformats.org/drawingml/2006/picture">
+                <pic:pic xmlns:pic="http://schemas.openxmlformats.org/drawingml/2006/picture">
+                  <pic:nvPicPr>
+                    <pic:cNvPr id="1336852512" name=""/>
+                    <pic:cNvPicPr/>
+                  </pic:nvPicPr>
+                  <pic:blipFill>
+                    <a:blip r:embed="rId24"/>
+                    <a:stretch>
+                      <a:fillRect/>
+                    </a:stretch>
+                  </pic:blipFill>
+                  <pic:spPr>
+                    <a:xfrm>
+                      <a:off x="0" y="0"/>
+                      <a:ext cx="5943600" cy="4237990"/>
+                    </a:xfrm>
+                    <a:prstGeom prst="rect">
+                      <a:avLst/>
+                    </a:prstGeom>
+                  </pic:spPr>
+                </pic:pic>
+              </a:graphicData>
+            </a:graphic>
+          </wp:inline>
+        </w:drawing>
+      </w:r>
+    </w:p>
+    <w:p>
+      <w:pPr>
+        <w:jc w:val="center"/>
+        <w:rPr>
+          <w:b/>
+          <w:bCs/>
+        </w:rPr>
+      </w:pPr>
+      <w:r>
+        <w:rPr>
+          <w:b/>
+          <w:bCs/>
+        </w:rPr>
+        <w:t>Kiểm tra cấu trúc miền lab3.test</w:t>
+      </w:r>
+    </w:p>
+    <w:p>
+      <w:pPr>
+        <w:jc w:val="center"/>
+        <w:rPr>
+          <w:b/>
+          <w:bCs/>
+        </w:rPr>
+      </w:pPr>
     </w:p>
     <w:p/>
     <w:p/>
     <w:p/>
+    <w:p/>
+    <w:p>
+      <w:pPr>
+        <w:jc w:val="center"/>
+      </w:pPr>
+      <w:r>
+        <w:lastRenderedPageBreak/>
+        <w:drawing>
+          <wp:inline distT="0" distB="0" distL="0" distR="0" wp14:anchorId="4B65C546" wp14:editId="449FBA8E">
+            <wp:extent cx="3132758" cy="3581400"/>
+            <wp:effectExtent l="0" t="0" r="0" b="0"/>
+            <wp:docPr id="438249230" name="Picture 1"/>
+            <wp:cNvGraphicFramePr>
+              <a:graphicFrameLocks xmlns:a="http://schemas.openxmlformats.org/drawingml/2006/main" noChangeAspect="1"/>
+            </wp:cNvGraphicFramePr>
+            <a:graphic xmlns:a="http://schemas.openxmlformats.org/drawingml/2006/main">
+              <a:graphicData uri="http://schemas.openxmlformats.org/drawingml/2006/picture">
+                <pic:pic xmlns:pic="http://schemas.openxmlformats.org/drawingml/2006/picture">
+                  <pic:nvPicPr>
+                    <pic:cNvPr id="438249230" name=""/>
+                    <pic:cNvPicPr/>
+                  </pic:nvPicPr>
+                  <pic:blipFill>
+                    <a:blip r:embed="rId25"/>
+                    <a:stretch>
+                      <a:fillRect/>
+                    </a:stretch>
+                  </pic:blipFill>
+                  <pic:spPr>
+                    <a:xfrm>
+                      <a:off x="0" y="0"/>
+                      <a:ext cx="3138337" cy="3587777"/>
+                    </a:xfrm>
+                    <a:prstGeom prst="rect">
+                      <a:avLst/>
+                    </a:prstGeom>
+                  </pic:spPr>
+                </pic:pic>
+              </a:graphicData>
+            </a:graphic>
+          </wp:inline>
+        </w:drawing>
+      </w:r>
+    </w:p>
+    <w:p>
+      <w:pPr>
+        <w:jc w:val="center"/>
+      </w:pPr>
+      <w:r>
+        <w:drawing>
+          <wp:inline distT="0" distB="0" distL="0" distR="0" wp14:anchorId="4BED68EF" wp14:editId="0DF70D4B">
+            <wp:extent cx="4757057" cy="4343400"/>
+            <wp:effectExtent l="0" t="0" r="5715" b="0"/>
+            <wp:docPr id="42785699" name="Picture 1"/>
+            <wp:cNvGraphicFramePr>
+              <a:graphicFrameLocks xmlns:a="http://schemas.openxmlformats.org/drawingml/2006/main" noChangeAspect="1"/>
+            </wp:cNvGraphicFramePr>
+            <a:graphic xmlns:a="http://schemas.openxmlformats.org/drawingml/2006/main">
+              <a:graphicData uri="http://schemas.openxmlformats.org/drawingml/2006/picture">
+                <pic:pic xmlns:pic="http://schemas.openxmlformats.org/drawingml/2006/picture">
+                  <pic:nvPicPr>
+                    <pic:cNvPr id="42785699" name=""/>
+                    <pic:cNvPicPr/>
+                  </pic:nvPicPr>
+                  <pic:blipFill>
+                    <a:blip r:embed="rId26"/>
+                    <a:stretch>
+                      <a:fillRect/>
+                    </a:stretch>
+                  </pic:blipFill>
+                  <pic:spPr>
+                    <a:xfrm>
+                      <a:off x="0" y="0"/>
+                      <a:ext cx="4762854" cy="4348693"/>
+                    </a:xfrm>
+                    <a:prstGeom prst="rect">
+                      <a:avLst/>
+                    </a:prstGeom>
+                  </pic:spPr>
+                </pic:pic>
+              </a:graphicData>
+            </a:graphic>
+          </wp:inline>
+        </w:drawing>
+      </w:r>
+    </w:p>
+    <w:p>
+      <w:pPr>
+        <w:rPr>
+          <w:b/>
+          <w:bCs/>
+        </w:rPr>
+      </w:pPr>
+      <w:r>
+        <w:rPr>
+          <w:b/>
+          <w:bCs/>
+        </w:rPr>
+        <w:lastRenderedPageBreak/>
+        <w:t xml:space="preserve">3.5. </w:t>
+      </w:r>
+      <w:r>
+        <w:rPr>
+          <w:b/>
+          <w:bCs/>
+        </w:rPr>
+        <w:t>Truy cập giao diện quản trị pfSense</w:t>
+      </w:r>
+    </w:p>
+    <w:p>
+      <w:r>
+        <w:drawing>
+          <wp:inline distT="0" distB="0" distL="0" distR="0" wp14:anchorId="2B09B815" wp14:editId="7854C02D">
+            <wp:extent cx="5943600" cy="4549775"/>
+            <wp:effectExtent l="0" t="0" r="0" b="3175"/>
+            <wp:docPr id="1417273809" name="Picture 1"/>
+            <wp:cNvGraphicFramePr>
+              <a:graphicFrameLocks xmlns:a="http://schemas.openxmlformats.org/drawingml/2006/main" noChangeAspect="1"/>
+            </wp:cNvGraphicFramePr>
+            <a:graphic xmlns:a="http://schemas.openxmlformats.org/drawingml/2006/main">
+              <a:graphicData uri="http://schemas.openxmlformats.org/drawingml/2006/picture">
+                <pic:pic xmlns:pic="http://schemas.openxmlformats.org/drawingml/2006/picture">
+                  <pic:nvPicPr>
+                    <pic:cNvPr id="1417273809" name=""/>
+                    <pic:cNvPicPr/>
+                  </pic:nvPicPr>
+                  <pic:blipFill>
+                    <a:blip r:embed="rId27"/>
+                    <a:stretch>
+                      <a:fillRect/>
+                    </a:stretch>
+                  </pic:blipFill>
+                  <pic:spPr>
+                    <a:xfrm>
+                      <a:off x="0" y="0"/>
+                      <a:ext cx="5943600" cy="4549775"/>
+                    </a:xfrm>
+                    <a:prstGeom prst="rect">
+                      <a:avLst/>
+                    </a:prstGeom>
+                  </pic:spPr>
+                </pic:pic>
+              </a:graphicData>
+            </a:graphic>
+          </wp:inline>
+        </w:drawing>
+      </w:r>
+    </w:p>
+    <w:p>
+      <w:pPr>
+        <w:jc w:val="center"/>
+        <w:rPr>
+          <w:b/>
+          <w:bCs/>
+        </w:rPr>
+      </w:pPr>
+      <w:r>
+        <w:rPr>
+          <w:b/>
+          <w:bCs/>
+        </w:rPr>
+        <w:t>G</w:t>
+      </w:r>
+      <w:r>
+        <w:rPr>
+          <w:b/>
+          <w:bCs/>
+        </w:rPr>
+        <w:t>iao diện quản trị pfSense WebGUI từ Windows Server 2022</w:t>
+      </w:r>
+    </w:p>
+    <w:p>
+      <w:pPr>
+        <w:jc w:val="center"/>
+        <w:rPr>
+          <w:b/>
+          <w:bCs/>
+        </w:rPr>
+      </w:pPr>
+      <w:r>
+        <w:lastRenderedPageBreak/>
+        <w:drawing>
+          <wp:inline distT="0" distB="0" distL="0" distR="0" wp14:anchorId="4A29CA46" wp14:editId="6CA53288">
+            <wp:extent cx="5943600" cy="3966210"/>
+            <wp:effectExtent l="0" t="0" r="0" b="0"/>
+            <wp:docPr id="199419330" name="Picture 1"/>
+            <wp:cNvGraphicFramePr>
+              <a:graphicFrameLocks xmlns:a="http://schemas.openxmlformats.org/drawingml/2006/main" noChangeAspect="1"/>
+            </wp:cNvGraphicFramePr>
+            <a:graphic xmlns:a="http://schemas.openxmlformats.org/drawingml/2006/main">
+              <a:graphicData uri="http://schemas.openxmlformats.org/drawingml/2006/picture">
+                <pic:pic xmlns:pic="http://schemas.openxmlformats.org/drawingml/2006/picture">
+                  <pic:nvPicPr>
+                    <pic:cNvPr id="199419330" name=""/>
+                    <pic:cNvPicPr/>
+                  </pic:nvPicPr>
+                  <pic:blipFill>
+                    <a:blip r:embed="rId28"/>
+                    <a:stretch>
+                      <a:fillRect/>
+                    </a:stretch>
+                  </pic:blipFill>
+                  <pic:spPr>
+                    <a:xfrm>
+                      <a:off x="0" y="0"/>
+                      <a:ext cx="5943600" cy="3966210"/>
+                    </a:xfrm>
+                    <a:prstGeom prst="rect">
+                      <a:avLst/>
+                    </a:prstGeom>
+                  </pic:spPr>
+                </pic:pic>
+              </a:graphicData>
+            </a:graphic>
+          </wp:inline>
+        </w:drawing>
+      </w:r>
+      <w:r>
+        <w:rPr>
+          <w:b/>
+          <w:bCs/>
+        </w:rPr>
+        <w:t>Các dải mạng</w:t>
+      </w:r>
+    </w:p>
+    <w:p>
+      <w:pPr>
+        <w:jc w:val="center"/>
+      </w:pPr>
+    </w:p>
+    <w:p/>
+    <w:p>
+      <w:r>
+        <w:lastRenderedPageBreak/>
+        <w:drawing>
+          <wp:inline distT="0" distB="0" distL="0" distR="0" wp14:anchorId="35F11468" wp14:editId="627E05A8">
+            <wp:extent cx="5943600" cy="4196080"/>
+            <wp:effectExtent l="0" t="0" r="0" b="0"/>
+            <wp:docPr id="16681264" name="Picture 1"/>
+            <wp:cNvGraphicFramePr>
+              <a:graphicFrameLocks xmlns:a="http://schemas.openxmlformats.org/drawingml/2006/main" noChangeAspect="1"/>
+            </wp:cNvGraphicFramePr>
+            <a:graphic xmlns:a="http://schemas.openxmlformats.org/drawingml/2006/main">
+              <a:graphicData uri="http://schemas.openxmlformats.org/drawingml/2006/picture">
+                <pic:pic xmlns:pic="http://schemas.openxmlformats.org/drawingml/2006/picture">
+                  <pic:nvPicPr>
+                    <pic:cNvPr id="16681264" name=""/>
+                    <pic:cNvPicPr/>
+                  </pic:nvPicPr>
+                  <pic:blipFill>
+                    <a:blip r:embed="rId29"/>
+                    <a:stretch>
+                      <a:fillRect/>
+                    </a:stretch>
+                  </pic:blipFill>
+                  <pic:spPr>
+                    <a:xfrm>
+                      <a:off x="0" y="0"/>
+                      <a:ext cx="5943600" cy="4196080"/>
+                    </a:xfrm>
+                    <a:prstGeom prst="rect">
+                      <a:avLst/>
+                    </a:prstGeom>
+                  </pic:spPr>
+                </pic:pic>
+              </a:graphicData>
+            </a:graphic>
+          </wp:inline>
+        </w:drawing>
+      </w:r>
+    </w:p>
+    <w:p>
+      <w:r>
+        <w:drawing>
+          <wp:inline distT="0" distB="0" distL="0" distR="0" wp14:anchorId="29033408" wp14:editId="01485253">
+            <wp:extent cx="5943600" cy="3559175"/>
+            <wp:effectExtent l="0" t="0" r="0" b="3175"/>
+            <wp:docPr id="1489225401" name="Picture 1"/>
+            <wp:cNvGraphicFramePr>
+              <a:graphicFrameLocks xmlns:a="http://schemas.openxmlformats.org/drawingml/2006/main" noChangeAspect="1"/>
+            </wp:cNvGraphicFramePr>
+            <a:graphic xmlns:a="http://schemas.openxmlformats.org/drawingml/2006/main">
+              <a:graphicData uri="http://schemas.openxmlformats.org/drawingml/2006/picture">
+                <pic:pic xmlns:pic="http://schemas.openxmlformats.org/drawingml/2006/picture">
+                  <pic:nvPicPr>
+                    <pic:cNvPr id="1489225401" name=""/>
+                    <pic:cNvPicPr/>
+                  </pic:nvPicPr>
+                  <pic:blipFill>
+                    <a:blip r:embed="rId30"/>
+                    <a:stretch>
+                      <a:fillRect/>
+                    </a:stretch>
+                  </pic:blipFill>
+                  <pic:spPr>
+                    <a:xfrm>
+                      <a:off x="0" y="0"/>
+                      <a:ext cx="5943600" cy="3559175"/>
+                    </a:xfrm>
+                    <a:prstGeom prst="rect">
+                      <a:avLst/>
+                    </a:prstGeom>
+                  </pic:spPr>
+                </pic:pic>
+              </a:graphicData>
+            </a:graphic>
+          </wp:inline>
+        </w:drawing>
+      </w:r>
+    </w:p>
+    <w:p>
+      <w:pPr>
+        <w:jc w:val="center"/>
+        <w:rPr>
+          <w:b/>
+          <w:bCs/>
+        </w:rPr>
+      </w:pPr>
+      <w:r>
+        <w:rPr>
+          <w:b/>
+          <w:bCs/>
+        </w:rPr>
+        <w:t>Kiểm tra trạng thái WAN, LAN và DMZ</w:t>
+      </w:r>
+    </w:p>
+    <w:p>
+      <w:r>
+        <w:lastRenderedPageBreak/>
+        <w:drawing>
+          <wp:inline distT="0" distB="0" distL="0" distR="0" wp14:anchorId="30C1EC93" wp14:editId="165AD06F">
+            <wp:extent cx="5943600" cy="2415540"/>
+            <wp:effectExtent l="0" t="0" r="0" b="3810"/>
+            <wp:docPr id="566321955" name="Picture 1"/>
+            <wp:cNvGraphicFramePr>
+              <a:graphicFrameLocks xmlns:a="http://schemas.openxmlformats.org/drawingml/2006/main" noChangeAspect="1"/>
+            </wp:cNvGraphicFramePr>
+            <a:graphic xmlns:a="http://schemas.openxmlformats.org/drawingml/2006/main">
+              <a:graphicData uri="http://schemas.openxmlformats.org/drawingml/2006/picture">
+                <pic:pic xmlns:pic="http://schemas.openxmlformats.org/drawingml/2006/picture">
+                  <pic:nvPicPr>
+                    <pic:cNvPr id="566321955" name=""/>
+                    <pic:cNvPicPr/>
+                  </pic:nvPicPr>
+                  <pic:blipFill>
+                    <a:blip r:embed="rId31"/>
+                    <a:stretch>
+                      <a:fillRect/>
+                    </a:stretch>
+                  </pic:blipFill>
+                  <pic:spPr>
+                    <a:xfrm>
+                      <a:off x="0" y="0"/>
+                      <a:ext cx="5943600" cy="2415540"/>
+                    </a:xfrm>
+                    <a:prstGeom prst="rect">
+                      <a:avLst/>
+                    </a:prstGeom>
+                  </pic:spPr>
+                </pic:pic>
+              </a:graphicData>
+            </a:graphic>
+          </wp:inline>
+        </w:drawing>
+      </w:r>
+    </w:p>
+    <w:p>
+      <w:r>
+        <w:drawing>
+          <wp:inline distT="0" distB="0" distL="0" distR="0" wp14:anchorId="2AF3817F" wp14:editId="63DBB16C">
+            <wp:extent cx="5943600" cy="2415540"/>
+            <wp:effectExtent l="0" t="0" r="0" b="3810"/>
+            <wp:docPr id="1764434793" name="Picture 1"/>
+            <wp:cNvGraphicFramePr>
+              <a:graphicFrameLocks xmlns:a="http://schemas.openxmlformats.org/drawingml/2006/main" noChangeAspect="1"/>
+            </wp:cNvGraphicFramePr>
+            <a:graphic xmlns:a="http://schemas.openxmlformats.org/drawingml/2006/main">
+              <a:graphicData uri="http://schemas.openxmlformats.org/drawingml/2006/picture">
+                <pic:pic xmlns:pic="http://schemas.openxmlformats.org/drawingml/2006/picture">
+                  <pic:nvPicPr>
+                    <pic:cNvPr id="1764434793" name=""/>
+                    <pic:cNvPicPr/>
+                  </pic:nvPicPr>
+                  <pic:blipFill>
+                    <a:blip r:embed="rId31"/>
+                    <a:stretch>
+                      <a:fillRect/>
+                    </a:stretch>
+                  </pic:blipFill>
+                  <pic:spPr>
+                    <a:xfrm>
+                      <a:off x="0" y="0"/>
+                      <a:ext cx="5943600" cy="2415540"/>
+                    </a:xfrm>
+                    <a:prstGeom prst="rect">
+                      <a:avLst/>
+                    </a:prstGeom>
+                  </pic:spPr>
+                </pic:pic>
+              </a:graphicData>
+            </a:graphic>
+          </wp:inline>
+        </w:drawing>
+      </w:r>
+    </w:p>
+    <w:p>
+      <w:r>
+        <w:drawing>
+          <wp:inline distT="0" distB="0" distL="0" distR="0" wp14:anchorId="77671B76" wp14:editId="1D2CA477">
+            <wp:extent cx="5943600" cy="2408555"/>
+            <wp:effectExtent l="0" t="0" r="0" b="0"/>
+            <wp:docPr id="1449685284" name="Picture 1"/>
+            <wp:cNvGraphicFramePr>
+              <a:graphicFrameLocks xmlns:a="http://schemas.openxmlformats.org/drawingml/2006/main" noChangeAspect="1"/>
+            </wp:cNvGraphicFramePr>
+            <a:graphic xmlns:a="http://schemas.openxmlformats.org/drawingml/2006/main">
+              <a:graphicData uri="http://schemas.openxmlformats.org/drawingml/2006/picture">
+                <pic:pic xmlns:pic="http://schemas.openxmlformats.org/drawingml/2006/picture">
+                  <pic:nvPicPr>
+                    <pic:cNvPr id="1449685284" name=""/>
+                    <pic:cNvPicPr/>
+                  </pic:nvPicPr>
+                  <pic:blipFill>
+                    <a:blip r:embed="rId32"/>
+                    <a:stretch>
+                      <a:fillRect/>
+                    </a:stretch>
+                  </pic:blipFill>
+                  <pic:spPr>
+                    <a:xfrm>
+                      <a:off x="0" y="0"/>
+                      <a:ext cx="5943600" cy="2408555"/>
+                    </a:xfrm>
+                    <a:prstGeom prst="rect">
+                      <a:avLst/>
+                    </a:prstGeom>
+                  </pic:spPr>
+                </pic:pic>
+              </a:graphicData>
+            </a:graphic>
+          </wp:inline>
+        </w:drawing>
+      </w:r>
+    </w:p>
+    <w:p>
+      <w:pPr>
+        <w:jc w:val="center"/>
+        <w:rPr>
+          <w:b/>
+          <w:bCs/>
+        </w:rPr>
+      </w:pPr>
+      <w:r>
+        <w:rPr>
+          <w:b/>
+          <w:bCs/>
+        </w:rPr>
+        <w:t>Kiểm tra các quy tắc tường lửa trên pfSense trước khi cấu hình.</w:t>
+      </w:r>
+    </w:p>
+    <w:p>
+      <w:r>
+        <w:lastRenderedPageBreak/>
+        <w:drawing>
+          <wp:inline distT="0" distB="0" distL="0" distR="0" wp14:anchorId="2E6D21BA" wp14:editId="459A91D9">
+            <wp:extent cx="5943600" cy="4819650"/>
+            <wp:effectExtent l="0" t="0" r="0" b="0"/>
+            <wp:docPr id="1154463414" name="Picture 1"/>
+            <wp:cNvGraphicFramePr>
+              <a:graphicFrameLocks xmlns:a="http://schemas.openxmlformats.org/drawingml/2006/main" noChangeAspect="1"/>
+            </wp:cNvGraphicFramePr>
+            <a:graphic xmlns:a="http://schemas.openxmlformats.org/drawingml/2006/main">
+              <a:graphicData uri="http://schemas.openxmlformats.org/drawingml/2006/picture">
+                <pic:pic xmlns:pic="http://schemas.openxmlformats.org/drawingml/2006/picture">
+                  <pic:nvPicPr>
+                    <pic:cNvPr id="1154463414" name=""/>
+                    <pic:cNvPicPr/>
+                  </pic:nvPicPr>
+                  <pic:blipFill>
+                    <a:blip r:embed="rId33"/>
+                    <a:stretch>
+                      <a:fillRect/>
+                    </a:stretch>
+                  </pic:blipFill>
+                  <pic:spPr>
+                    <a:xfrm>
+                      <a:off x="0" y="0"/>
+                      <a:ext cx="5943600" cy="4819650"/>
+                    </a:xfrm>
+                    <a:prstGeom prst="rect">
+                      <a:avLst/>
+                    </a:prstGeom>
+                  </pic:spPr>
+                </pic:pic>
+              </a:graphicData>
+            </a:graphic>
+          </wp:inline>
+        </w:drawing>
+      </w:r>
+    </w:p>
+    <w:p>
+      <w:pPr>
+        <w:jc w:val="center"/>
+        <w:rPr>
+          <w:b/>
+          <w:bCs/>
+        </w:rPr>
+      </w:pPr>
+      <w:r>
+        <w:rPr>
+          <w:b/>
+          <w:bCs/>
+        </w:rPr>
+        <w:t>Thiết lập quy tắc chặn truy cập từ DMZ đến LAN.</w:t>
+      </w:r>
+    </w:p>
+    <w:p>
+      <w:pPr>
+        <w:rPr>
+          <w:b/>
+          <w:bCs/>
+        </w:rPr>
+      </w:pPr>
+      <w:r>
+        <w:rPr>
+          <w:b/>
+          <w:bCs/>
+        </w:rPr>
+        <w:t xml:space="preserve">4. </w:t>
+      </w:r>
+      <w:r>
+        <w:rPr>
+          <w:b/>
+          <w:bCs/>
+        </w:rPr>
+        <w:t>Câu hỏi</w:t>
+      </w:r>
+    </w:p>
+    <w:p>
+      <w:pPr>
+        <w:rPr>
+          <w:b/>
+          <w:bCs/>
+        </w:rPr>
+      </w:pPr>
+      <w:r>
+        <w:rPr>
+          <w:b/>
+          <w:bCs/>
+        </w:rPr>
+        <w:t>Câu 1. Phân biệt vai trò của NAT và firewall rule trong mô hình.</w:t>
+      </w:r>
+    </w:p>
+    <w:p>
+      <w:r>
+        <w:rPr>
+          <w:b/>
+          <w:bCs/>
+        </w:rPr>
+        <w:t>Trả lời:</w:t>
+      </w:r>
+    </w:p>
+    <w:p>
+      <w:r>
+        <w:t>NAT (Network Address Translation) và Firewall Rule đều được sử dụng trong hệ thống mạng nhưng đảm nhiệm các chức năng khác nhau.</w:t>
+      </w:r>
+    </w:p>
+    <w:p>
+      <w:pPr>
+        <w:numPr>
+          <w:ilvl w:val="0"/>
+          <w:numId w:val="1"/>
+        </w:numPr>
+      </w:pPr>
+      <w:r>
+        <w:rPr>
+          <w:b/>
+          <w:bCs/>
+        </w:rPr>
+        <w:t>NAT:</w:t>
+      </w:r>
+      <w:r>
+        <w:t xml:space="preserve"> Có nhiệm vụ chuyển đổi địa chỉ IP hoặc cổng giữa các mạng. Trong mô hình thực hành, Outbound NAT cho phép các máy trong LAN sử dụng địa chỉ IP riêng để truy cập Internet thông qua địa chỉ WAN của pfSense. Ngoài ra, Port Forward cho phép chuyển tiếp kết nối từ bên ngoài đến máy chủ trong vùng DMZ.</w:t>
+      </w:r>
+    </w:p>
+    <w:p>
+      <w:pPr>
+        <w:numPr>
+          <w:ilvl w:val="0"/>
+          <w:numId w:val="1"/>
+        </w:numPr>
+      </w:pPr>
+      <w:r>
+        <w:rPr>
+          <w:b/>
+          <w:bCs/>
+        </w:rPr>
+        <w:lastRenderedPageBreak/>
+        <w:t>Firewall Rule:</w:t>
+      </w:r>
+      <w:r>
+        <w:t xml:space="preserve"> Có nhiệm vụ kiểm soát lưu lượng mạng dựa trên các điều kiện như địa chỉ IP nguồn, địa chỉ IP đích, giao thức và cổng dịch vụ. Firewall Rule quyết định lưu lượng nào được phép đi qua hoặc bị chặn.</w:t>
+      </w:r>
+    </w:p>
+    <w:p>
+      <w:r>
+        <w:rPr>
+          <w:b/>
+          <w:bCs/>
+        </w:rPr>
+        <w:t>Kết luận:</w:t>
+      </w:r>
+      <w:r>
+        <w:t xml:space="preserve"> NAT thực hiện chuyển đổi địa chỉ hoặc cổng, còn Firewall Rule quyết định cho phép hay từ chối lưu lượng. Hai cơ chế phối hợp để bảo đảm khả năng kết nối và kiểm soát an toàn mạng.</w:t>
+      </w:r>
+    </w:p>
+    <w:p>
+      <w:pPr>
+        <w:rPr>
+          <w:b/>
+          <w:bCs/>
+        </w:rPr>
+      </w:pPr>
+      <w:r>
+        <w:rPr>
+          <w:b/>
+          <w:bCs/>
+        </w:rPr>
+        <w:t>Câu 2. Vì sao nên tách máy chủ Web/Mail/FTP vào DMZ thay vì đặt trong LAN?</w:t>
+      </w:r>
+    </w:p>
+    <w:p>
+      <w:r>
+        <w:rPr>
+          <w:b/>
+          <w:bCs/>
+        </w:rPr>
+        <w:t>Trả lời:</w:t>
+      </w:r>
+    </w:p>
+    <w:p>
+      <w:r>
+        <w:t>DMZ (Demilitarized Zone) là vùng mạng trung gian được tách biệt với mạng nội bộ LAN, thường dùng để triển khai các máy chủ cung cấp dịch vụ cho người dùng bên ngoài như Web, Mail và FTP.</w:t>
+      </w:r>
+    </w:p>
+    <w:p>
+      <w:r>
+        <w:t>Việc đặt các máy chủ này trong DMZ mang lại những lợi ích sau:</w:t>
+      </w:r>
+    </w:p>
+    <w:p>
+      <w:pPr>
+        <w:numPr>
+          <w:ilvl w:val="0"/>
+          <w:numId w:val="2"/>
+        </w:numPr>
+      </w:pPr>
+      <w:r>
+        <w:rPr>
+          <w:b/>
+          <w:bCs/>
+        </w:rPr>
+        <w:t>Tăng cường bảo mật:</w:t>
+      </w:r>
+      <w:r>
+        <w:t xml:space="preserve"> Hạn chế việc người dùng bên ngoài truy cập trực tiếp vào mạng LAN.</w:t>
+      </w:r>
+    </w:p>
+    <w:p>
+      <w:pPr>
+        <w:numPr>
+          <w:ilvl w:val="0"/>
+          <w:numId w:val="2"/>
+        </w:numPr>
+      </w:pPr>
+      <w:r>
+        <w:rPr>
+          <w:b/>
+          <w:bCs/>
+        </w:rPr>
+        <w:t>Giảm nguy cơ lây lan tấn công:</w:t>
+      </w:r>
+      <w:r>
+        <w:t xml:space="preserve"> Nếu một máy chủ trong DMZ bị xâm nhập, kẻ tấn công không mặc nhiên có quyền truy cập vào hệ thống nội bộ.</w:t>
+      </w:r>
+    </w:p>
+    <w:p>
+      <w:pPr>
+        <w:numPr>
+          <w:ilvl w:val="0"/>
+          <w:numId w:val="2"/>
+        </w:numPr>
+      </w:pPr>
+      <w:r>
+        <w:rPr>
+          <w:b/>
+          <w:bCs/>
+        </w:rPr>
+        <w:t>Dễ dàng kiểm soát truy cập:</w:t>
+      </w:r>
+      <w:r>
+        <w:t xml:space="preserve"> Quản trị viên có thể thiết lập các Firewall Rule riêng cho lưu lượng giữa WAN, DMZ và LAN.</w:t>
+      </w:r>
+    </w:p>
+    <w:p>
+      <w:pPr>
+        <w:numPr>
+          <w:ilvl w:val="0"/>
+          <w:numId w:val="2"/>
+        </w:numPr>
+      </w:pPr>
+      <w:r>
+        <w:rPr>
+          <w:b/>
+          <w:bCs/>
+        </w:rPr>
+        <w:t>Bảo vệ dữ liệu nội bộ:</w:t>
+      </w:r>
+      <w:r>
+        <w:t xml:space="preserve"> Các hệ thống quan trọng như Domain Controller và cơ sở dữ liệu nội bộ được tách khỏi những dịch vụ công khai.</w:t>
+      </w:r>
+    </w:p>
+    <w:p>
+      <w:r>
+        <w:rPr>
+          <w:b/>
+          <w:bCs/>
+        </w:rPr>
+        <w:t>Kết luận:</w:t>
+      </w:r>
+      <w:r>
+        <w:t xml:space="preserve"> Tách máy chủ Web/Mail/FTP vào DMZ giúp giảm bề mặt tấn công đối với LAN, hạn chế rủi ro và nâng cao mức độ an toàn cho hệ thống.</w:t>
+      </w:r>
+    </w:p>
+    <w:p>
+      <w:pPr>
+        <w:rPr>
+          <w:b/>
+          <w:bCs/>
+        </w:rPr>
+      </w:pPr>
+      <w:r>
+        <w:rPr>
+          <w:b/>
+          <w:bCs/>
+        </w:rPr>
+        <w:t>Câu 3. Nếu rule Block nằm dưới một rule Pass tổng quát thì kết quả có thể như thế nào?</w:t>
+      </w:r>
+    </w:p>
+    <w:p>
+      <w:r>
+        <w:rPr>
+          <w:b/>
+          <w:bCs/>
+        </w:rPr>
+        <w:t>Trả lời:</w:t>
+      </w:r>
+    </w:p>
+    <w:p>
+      <w:r>
+        <w:t>Trong pfSense, các Firewall Rule thông thường được xử lý theo thứ tự từ trên xuống dưới. Khi một gói tin khớp với một rule, pfSense sẽ áp dụng hành động tương ứng.</w:t>
+      </w:r>
+    </w:p>
+    <w:p>
+      <w:r>
+        <w:t>Nếu một rule Block được đặt bên dưới một rule Pass tổng quát, lưu lượng có thể được cho phép ngay khi khớp với rule Pass phía trên. Khi đó, rule Block phía dưới không có tác dụng đối với lưu lượng đã được cho phép.</w:t>
+      </w:r>
+    </w:p>
+    <w:p>
+      <w:r>
+        <w:lastRenderedPageBreak/>
+        <w:t>Ví dụ:</w:t>
+      </w:r>
+    </w:p>
+    <w:p>
+      <w:pPr>
+        <w:numPr>
+          <w:ilvl w:val="0"/>
+          <w:numId w:val="3"/>
+        </w:numPr>
+      </w:pPr>
+      <w:r>
+        <w:t>Rule 1: Pass — Cho phép tất cả lưu lượng từ LAN đến mọi địa chỉ.</w:t>
+      </w:r>
+    </w:p>
+    <w:p>
+      <w:pPr>
+        <w:numPr>
+          <w:ilvl w:val="0"/>
+          <w:numId w:val="3"/>
+        </w:numPr>
+      </w:pPr>
+      <w:r>
+        <w:t>Rule 2: Block — Chặn ICMP từ LAN đến Internet.</w:t>
+      </w:r>
+    </w:p>
+    <w:p>
+      <w:r>
+        <w:t>Trong trường hợp này, lưu lượng ICMP có thể được cho phép bởi Rule 1, khiến Rule 2 không đạt được mục đích chặn ping.</w:t>
+      </w:r>
+    </w:p>
+    <w:p>
+      <w:r>
+        <w:rPr>
+          <w:b/>
+          <w:bCs/>
+        </w:rPr>
+        <w:t>Kết luận:</w:t>
+      </w:r>
+      <w:r>
+        <w:t xml:space="preserve"> Cần đặt các rule chặn cụ thể phía trên những rule cho phép tổng quát để bảo đảm chính sách bảo mật hoạt động đúng mong muốn.</w:t>
+      </w:r>
+    </w:p>
+    <w:p>
+      <w:pPr>
+        <w:rPr>
+          <w:b/>
+          <w:bCs/>
+        </w:rPr>
+      </w:pPr>
+      <w:r>
+        <w:rPr>
+          <w:b/>
+          <w:bCs/>
+        </w:rPr>
+        <w:t>Câu 4. Muốn chặn ping nhưng vẫn cho truy cập web, cần cấu hình các rule nào?</w:t>
+      </w:r>
+    </w:p>
+    <w:p>
+      <w:r>
+        <w:rPr>
+          <w:b/>
+          <w:bCs/>
+        </w:rPr>
+        <w:t>Trả lời:</w:t>
+      </w:r>
+    </w:p>
+    <w:p>
+      <w:r>
+        <w:t>Để chặn ping nhưng vẫn cho phép người dùng truy cập website, cần cấu hình các Firewall Rule trên giao diện LAN của pfSense như sau:</w:t>
+      </w:r>
+    </w:p>
+    <w:p>
+      <w:r>
+        <w:rPr>
+          <w:b/>
+          <w:bCs/>
+        </w:rPr>
+        <w:t>Rule 1 — Chặn ICMP:</w:t>
+      </w:r>
+    </w:p>
+    <w:p>
+      <w:pPr>
+        <w:numPr>
+          <w:ilvl w:val="0"/>
+          <w:numId w:val="4"/>
+        </w:numPr>
+      </w:pPr>
+      <w:r>
+        <w:t>Action: Block</w:t>
+      </w:r>
+    </w:p>
+    <w:p>
+      <w:pPr>
+        <w:numPr>
+          <w:ilvl w:val="0"/>
+          <w:numId w:val="4"/>
+        </w:numPr>
+      </w:pPr>
+      <w:r>
+        <w:t>Interface: LAN</w:t>
+      </w:r>
+    </w:p>
+    <w:p>
+      <w:pPr>
+        <w:numPr>
+          <w:ilvl w:val="0"/>
+          <w:numId w:val="4"/>
+        </w:numPr>
+      </w:pPr>
+      <w:r>
+        <w:t>Address Family: IPv4</w:t>
+      </w:r>
+    </w:p>
+    <w:p>
+      <w:pPr>
+        <w:numPr>
+          <w:ilvl w:val="0"/>
+          <w:numId w:val="4"/>
+        </w:numPr>
+      </w:pPr>
+      <w:r>
+        <w:t>Protocol: ICMP</w:t>
+      </w:r>
+    </w:p>
+    <w:p>
+      <w:pPr>
+        <w:numPr>
+          <w:ilvl w:val="0"/>
+          <w:numId w:val="4"/>
+        </w:numPr>
+      </w:pPr>
+      <w:r>
+        <w:t>Source: LAN subnets</w:t>
+      </w:r>
+    </w:p>
+    <w:p>
+      <w:pPr>
+        <w:numPr>
+          <w:ilvl w:val="0"/>
+          <w:numId w:val="4"/>
+        </w:numPr>
+      </w:pPr>
+      <w:r>
+        <w:t>Destination: Any</w:t>
+      </w:r>
+    </w:p>
+    <w:p>
+      <w:r>
+        <w:rPr>
+          <w:b/>
+          <w:bCs/>
+        </w:rPr>
+        <w:t>Rule 2 — Cho phép HTTP:</w:t>
+      </w:r>
+    </w:p>
+    <w:p>
+      <w:pPr>
+        <w:numPr>
+          <w:ilvl w:val="0"/>
+          <w:numId w:val="5"/>
+        </w:numPr>
+      </w:pPr>
+      <w:r>
+        <w:t>Action: Pass</w:t>
+      </w:r>
+    </w:p>
+    <w:p>
+      <w:pPr>
+        <w:numPr>
+          <w:ilvl w:val="0"/>
+          <w:numId w:val="5"/>
+        </w:numPr>
+      </w:pPr>
+      <w:r>
+        <w:t>Interface: LAN</w:t>
+      </w:r>
+    </w:p>
+    <w:p>
+      <w:pPr>
+        <w:numPr>
+          <w:ilvl w:val="0"/>
+          <w:numId w:val="5"/>
+        </w:numPr>
+      </w:pPr>
+      <w:r>
+        <w:t>Protocol: TCP</w:t>
+      </w:r>
+    </w:p>
+    <w:p>
+      <w:pPr>
+        <w:numPr>
+          <w:ilvl w:val="0"/>
+          <w:numId w:val="5"/>
+        </w:numPr>
+      </w:pPr>
+      <w:r>
+        <w:t>Source: LAN subnets</w:t>
+      </w:r>
+    </w:p>
+    <w:p>
+      <w:pPr>
+        <w:numPr>
+          <w:ilvl w:val="0"/>
+          <w:numId w:val="5"/>
+        </w:numPr>
+      </w:pPr>
+      <w:r>
+        <w:t>Destination: Any</w:t>
+      </w:r>
+    </w:p>
+    <w:p>
+      <w:pPr>
+        <w:numPr>
+          <w:ilvl w:val="0"/>
+          <w:numId w:val="5"/>
+        </w:numPr>
+      </w:pPr>
+      <w:r>
+        <w:t>Destination Port: 80 (HTTP)</w:t>
+      </w:r>
+    </w:p>
+    <w:p>
+      <w:r>
+        <w:rPr>
+          <w:b/>
+          <w:bCs/>
+        </w:rPr>
+        <w:t>Rule 3 — Cho phép HTTPS:</w:t>
+      </w:r>
+    </w:p>
+    <w:p>
+      <w:pPr>
+        <w:numPr>
+          <w:ilvl w:val="0"/>
+          <w:numId w:val="6"/>
+        </w:numPr>
+      </w:pPr>
+      <w:r>
+        <w:lastRenderedPageBreak/>
+        <w:t>Action: Pass</w:t>
+      </w:r>
+    </w:p>
+    <w:p>
+      <w:pPr>
+        <w:numPr>
+          <w:ilvl w:val="0"/>
+          <w:numId w:val="6"/>
+        </w:numPr>
+      </w:pPr>
+      <w:r>
+        <w:t>Interface: LAN</w:t>
+      </w:r>
+    </w:p>
+    <w:p>
+      <w:pPr>
+        <w:numPr>
+          <w:ilvl w:val="0"/>
+          <w:numId w:val="6"/>
+        </w:numPr>
+      </w:pPr>
+      <w:r>
+        <w:t>Protocol: TCP</w:t>
+      </w:r>
+    </w:p>
+    <w:p>
+      <w:pPr>
+        <w:numPr>
+          <w:ilvl w:val="0"/>
+          <w:numId w:val="6"/>
+        </w:numPr>
+      </w:pPr>
+      <w:r>
+        <w:t>Source: LAN subnets</w:t>
+      </w:r>
+    </w:p>
+    <w:p>
+      <w:pPr>
+        <w:numPr>
+          <w:ilvl w:val="0"/>
+          <w:numId w:val="6"/>
+        </w:numPr>
+      </w:pPr>
+      <w:r>
+        <w:t>Destination: Any</w:t>
+      </w:r>
+    </w:p>
+    <w:p>
+      <w:pPr>
+        <w:numPr>
+          <w:ilvl w:val="0"/>
+          <w:numId w:val="6"/>
+        </w:numPr>
+      </w:pPr>
+      <w:r>
+        <w:t>Destination Port: 443 (HTTPS)</w:t>
+      </w:r>
+    </w:p>
+    <w:p>
+      <w:r>
+        <w:rPr>
+          <w:b/>
+          <w:bCs/>
+        </w:rPr>
+        <w:t>Rule 4 — Cho phép DNS:</w:t>
+      </w:r>
+    </w:p>
+    <w:p>
+      <w:pPr>
+        <w:numPr>
+          <w:ilvl w:val="0"/>
+          <w:numId w:val="7"/>
+        </w:numPr>
+      </w:pPr>
+      <w:r>
+        <w:t>Action: Pass</w:t>
+      </w:r>
+    </w:p>
+    <w:p>
+      <w:pPr>
+        <w:numPr>
+          <w:ilvl w:val="0"/>
+          <w:numId w:val="7"/>
+        </w:numPr>
+      </w:pPr>
+      <w:r>
+        <w:t>Interface: LAN</w:t>
+      </w:r>
+    </w:p>
+    <w:p>
+      <w:pPr>
+        <w:numPr>
+          <w:ilvl w:val="0"/>
+          <w:numId w:val="7"/>
+        </w:numPr>
+      </w:pPr>
+      <w:r>
+        <w:t>Protocol: TCP/UDP</w:t>
+      </w:r>
+    </w:p>
+    <w:p>
+      <w:pPr>
+        <w:numPr>
+          <w:ilvl w:val="0"/>
+          <w:numId w:val="7"/>
+        </w:numPr>
+      </w:pPr>
+      <w:r>
+        <w:t>Source: LAN subnets</w:t>
+      </w:r>
+    </w:p>
+    <w:p>
+      <w:pPr>
+        <w:numPr>
+          <w:ilvl w:val="0"/>
+          <w:numId w:val="7"/>
+        </w:numPr>
+      </w:pPr>
+      <w:r>
+        <w:t>Destination: Máy chủ DNS được sử dụng</w:t>
+      </w:r>
+    </w:p>
+    <w:p>
+      <w:pPr>
+        <w:numPr>
+          <w:ilvl w:val="0"/>
+          <w:numId w:val="7"/>
+        </w:numPr>
+      </w:pPr>
+      <w:r>
+        <w:t>Destination Port: 53 (DNS)</w:t>
+      </w:r>
+    </w:p>
+    <w:p>
+      <w:r>
+        <w:t>Cần đặt rule Block ICMP phía trên các rule Pass tổng quát. Đồng thời, cần kiểm tra các rule hiện có để tránh xung đột.</w:t>
+      </w:r>
+    </w:p>
+    <w:p>
+      <w:r>
+        <w:rPr>
+          <w:b/>
+          <w:bCs/>
+        </w:rPr>
+        <w:t>Kết quả mong đợi:</w:t>
+      </w:r>
+      <w:r>
+        <w:t xml:space="preserve"> Khi thực hiện lệnh ping đến địa chỉ bên ngoài, các gói ICMP bị chặn. Tuy nhiên, người dùng vẫn có thể truy cập website thông qua HTTP hoặc HTTPS và phân giải tên miền bằng DNS.</w:t>
+      </w:r>
+    </w:p>
+    <w:p>
+      <w:pPr>
+        <w:rPr>
+          <w:b/>
+          <w:bCs/>
+        </w:rPr>
+      </w:pPr>
+      <w:r>
+        <w:rPr>
+          <w:b/>
+          <w:bCs/>
+        </w:rPr>
+        <w:t>Câu 5. Logging của firewall giúp ích gì trong xử lý sự cố?</w:t>
+      </w:r>
+    </w:p>
+    <w:p>
+      <w:r>
+        <w:rPr>
+          <w:b/>
+          <w:bCs/>
+        </w:rPr>
+        <w:t>Trả lời:</w:t>
+      </w:r>
+    </w:p>
+    <w:p>
+      <w:r>
+        <w:t>Firewall Logging là chức năng ghi nhận thông tin về các gói tin hoặc kết nối được xử lý bởi những rule có bật ghi log.</w:t>
+      </w:r>
+    </w:p>
+    <w:p>
+      <w:r>
+        <w:t>Logging hỗ trợ quản trị viên trong các công việc sau:</w:t>
+      </w:r>
+    </w:p>
+    <w:p>
+      <w:pPr>
+        <w:numPr>
+          <w:ilvl w:val="0"/>
+          <w:numId w:val="8"/>
+        </w:numPr>
+      </w:pPr>
+      <w:r>
+        <w:rPr>
+          <w:b/>
+          <w:bCs/>
+        </w:rPr>
+        <w:t>Theo dõi lưu lượng mạng:</w:t>
+      </w:r>
+      <w:r>
+        <w:t xml:space="preserve"> Xác định địa chỉ IP nguồn, địa chỉ IP đích, giao thức, cổng và hành động xử lý.</w:t>
+      </w:r>
+    </w:p>
+    <w:p>
+      <w:pPr>
+        <w:numPr>
+          <w:ilvl w:val="0"/>
+          <w:numId w:val="8"/>
+        </w:numPr>
+      </w:pPr>
+      <w:r>
+        <w:rPr>
+          <w:b/>
+          <w:bCs/>
+        </w:rPr>
+        <w:t>Phát hiện truy cập bất thường:</w:t>
+      </w:r>
+      <w:r>
+        <w:t xml:space="preserve"> Nhận biết các kết nối không hợp lệ hoặc những hành vi truy cập đáng ngờ.</w:t>
+      </w:r>
+    </w:p>
+    <w:p>
+      <w:pPr>
+        <w:numPr>
+          <w:ilvl w:val="0"/>
+          <w:numId w:val="8"/>
+        </w:numPr>
+      </w:pPr>
+      <w:r>
+        <w:rPr>
+          <w:b/>
+          <w:bCs/>
+        </w:rPr>
+        <w:lastRenderedPageBreak/>
+        <w:t>Xác định nguyên nhân lỗi:</w:t>
+      </w:r>
+      <w:r>
+        <w:t xml:space="preserve"> Kiểm tra lưu lượng bị chặn bởi rule nào khi người dùng không thể truy cập dịch vụ.</w:t>
+      </w:r>
+    </w:p>
+    <w:p>
+      <w:pPr>
+        <w:numPr>
+          <w:ilvl w:val="0"/>
+          <w:numId w:val="8"/>
+        </w:numPr>
+      </w:pPr>
+      <w:r>
+        <w:rPr>
+          <w:b/>
+          <w:bCs/>
+        </w:rPr>
+        <w:t>Đánh giá hiệu quả Firewall Rule:</w:t>
+      </w:r>
+      <w:r>
+        <w:t xml:space="preserve"> Xác minh các chính sách cho phép và chặn có hoạt động đúng yêu cầu hay không.</w:t>
+      </w:r>
+    </w:p>
+    <w:p>
+      <w:pPr>
+        <w:numPr>
+          <w:ilvl w:val="0"/>
+          <w:numId w:val="8"/>
+        </w:numPr>
+      </w:pPr>
+      <w:r>
+        <w:rPr>
+          <w:b/>
+          <w:bCs/>
+        </w:rPr>
+        <w:t>Hỗ trợ kiểm tra bảo mật:</w:t>
+      </w:r>
+      <w:r>
+        <w:t xml:space="preserve"> Cung cấp thông tin phục vụ phân tích sự cố và rà soát hoạt động của hệ thống.</w:t>
+      </w:r>
+    </w:p>
+    <w:p>
+      <w:r>
+        <w:t xml:space="preserve">Trong pfSense, quản trị viên có thể xem nhật ký tại </w:t>
+      </w:r>
+      <w:r>
+        <w:rPr>
+          <w:b/>
+          <w:bCs/>
+        </w:rPr>
+        <w:t>Status → System Logs → Firewall</w:t>
+      </w:r>
+      <w:r>
+        <w:t>.</w:t>
+      </w:r>
+    </w:p>
+    <w:p>
+      <w:r>
+        <w:rPr>
+          <w:b/>
+          <w:bCs/>
+        </w:rPr>
+        <w:t>Kết luận:</w:t>
+      </w:r>
+      <w:r>
+        <w:t xml:space="preserve"> Firewall Logging giúp theo dõi, phát hiện và phân tích các vấn đề liên quan đến lưu lượng mạng, từ đó hỗ trợ xử lý sự cố và nâng cao khả năng giám sát bảo mật.</w:t>
+      </w:r>
+    </w:p>
+    <w:p>
+      <w:pPr>
+        <w:rPr>
+          <w:b/>
+          <w:bCs/>
+        </w:rPr>
+      </w:pPr>
+      <w:r>
+        <w:rPr>
+          <w:b/>
+          <w:bCs/>
+        </w:rPr>
+        <w:t>Câu 6. Nêu ít nhất ba biện pháp hardening cho pfSense trong mô hình này.</w:t>
+      </w:r>
+    </w:p>
+    <w:p>
+      <w:r>
+        <w:rPr>
+          <w:b/>
+          <w:bCs/>
+        </w:rPr>
+        <w:t>Trả lời:</w:t>
+      </w:r>
+    </w:p>
+    <w:p>
+      <w:r>
+        <w:t>Hardening là quá trình tăng cường bảo mật cho hệ thống bằng cách giảm thiểu các điểm yếu và hạn chế những nguy cơ bị tấn công.</w:t>
+      </w:r>
+    </w:p>
+    <w:p>
+      <w:r>
+        <w:t>Một số biện pháp hardening phù hợp với pfSense trong mô hình thực hành gồm:</w:t>
+      </w:r>
+    </w:p>
+    <w:p>
+      <w:r>
+        <w:rPr>
+          <w:b/>
+          <w:bCs/>
+        </w:rPr>
+        <w:t>1. Thay đổi mật khẩu quản trị mặc định</w:t>
+      </w:r>
+    </w:p>
+    <w:p>
+      <w:r>
+        <w:t>Sử dụng mật khẩu mạnh, có độ dài phù hợp và kết hợp chữ hoa, chữ thường, số, ký tự đặc biệt để hạn chế nguy cơ truy cập trái phép vào giao diện quản trị.</w:t>
+      </w:r>
+    </w:p>
+    <w:p>
+      <w:r>
+        <w:rPr>
+          <w:b/>
+          <w:bCs/>
+        </w:rPr>
+        <w:t>2. Giới hạn quyền truy cập giao diện quản trị pfSense</w:t>
+      </w:r>
+    </w:p>
+    <w:p>
+      <w:r>
+        <w:t>Chỉ cho phép các máy quản trị đáng tin cậy trong LAN truy cập WebGUI. Không mở giao diện quản trị trực tiếp ra Internet nếu không thực sự cần thiết.</w:t>
+      </w:r>
+    </w:p>
+    <w:p>
+      <w:r>
+        <w:rPr>
+          <w:b/>
+          <w:bCs/>
+        </w:rPr>
+        <w:t>3. Cấu hình Firewall Rule theo nguyên tắc quyền tối thiểu</w:t>
+      </w:r>
+    </w:p>
+    <w:p>
+      <w:r>
+        <w:t>Chỉ cho phép những giao thức, địa chỉ và cổng dịch vụ cần thiết. Chặn các kết nối không được cấp phép, đặc biệt là lưu lượng từ DMZ đến LAN.</w:t>
+      </w:r>
+    </w:p>
+    <w:p>
+      <w:r>
+        <w:rPr>
+          <w:b/>
+          <w:bCs/>
+        </w:rPr>
+        <w:t>4. Cập nhật pfSense thường xuyên</w:t>
+      </w:r>
+    </w:p>
+    <w:p>
+      <w:r>
+        <w:t>Kiểm tra và cài đặt các bản cập nhật bảo mật phù hợp để khắc phục lỗ hổng và duy trì tính ổn định của hệ thống.</w:t>
+      </w:r>
+    </w:p>
+    <w:p>
+      <w:r>
+        <w:rPr>
+          <w:b/>
+          <w:bCs/>
+        </w:rPr>
+        <w:t>5. Bật Firewall Logging và theo dõi nhật ký</w:t>
+      </w:r>
+    </w:p>
+    <w:p>
+      <w:r>
+        <w:t>Ghi log cho các rule quan trọng, đặc biệt là những rule chặn truy cập trái phép, nhằm phát hiện và xử lý các hoạt động bất thường.</w:t>
+      </w:r>
+    </w:p>
+    <w:p>
+      <w:r>
+        <w:rPr>
+          <w:b/>
+          <w:bCs/>
+        </w:rPr>
+        <w:lastRenderedPageBreak/>
+        <w:t>6. Sao lưu cấu hình định kỳ</w:t>
+      </w:r>
+    </w:p>
+    <w:p>
+      <w:r>
+        <w:t>Thực hiện sao lưu cấu hình pfSense để có thể khôi phục hệ thống khi xảy ra lỗi hoặc sự cố.</w:t>
+      </w:r>
+    </w:p>
+    <w:p>
+      <w:r>
+        <w:rPr>
+          <w:b/>
+          <w:bCs/>
+        </w:rPr>
+        <w:t>Kết luận:</w:t>
+      </w:r>
+      <w:r>
+        <w:t xml:space="preserve"> Việc kết hợp các biện pháp như sử dụng mật khẩu mạnh, giới hạn quyền quản trị, áp dụng nguyên tắc quyền tối thiểu, cập nhật phần mềm và giám sát nhật ký giúp tăng cường khả năng bảo vệ hệ thống pfSense.</w:t>
+      </w:r>
+    </w:p>
     <w:p/>
     <w:sectPr>
       <w:pgSz w:w="12240" w:h="15840"/>
@@ -380,6 +2825,1227 @@
     </w:sectPr>
   </w:body>
 </w:document>
+</file>
+
+<file path=word/numbering.xml><?xml version="1.0" encoding="utf-8"?>
+<w:numbering xmlns:wpc="http://schemas.microsoft.com/office/word/2010/wordprocessingCanvas" xmlns:cx="http://schemas.microsoft.com/office/drawing/2014/chartex" xmlns:cx1="http://schemas.microsoft.com/office/drawing/2015/9/8/chartex" xmlns:cx2="http://schemas.microsoft.com/office/drawing/2015/10/21/chartex" xmlns:cx3="http://schemas.microsoft.com/office/drawing/2016/5/9/chartex" xmlns:cx4="http://schemas.microsoft.com/office/drawing/2016/5/10/chartex" xmlns:cx5="http://schemas.microsoft.com/office/drawing/2016/5/11/chartex" xmlns:cx6="http://schemas.microsoft.com/office/drawing/2016/5/12/chartex" xmlns:cx7="http://schemas.microsoft.com/office/drawing/2016/5/13/chartex" xmlns:cx8="http://schemas.microsoft.com/office/drawing/2016/5/14/chartex" xmlns:mc="http://schemas.openxmlformats.org/markup-compatibility/2006" xmlns:aink="http://schemas.microsoft.com/office/drawing/2016/ink" xmlns:am3d="http://schemas.microsoft.com/office/drawing/2017/model3d" xmlns:o="urn:schemas-microsoft-com:office:office" xmlns:oel="http://schemas.microsoft.com/office/2019/extlst" xmlns:r="http://schemas.openxmlformats.org/officeDocument/2006/relationships" xmlns:m="http://schemas.openxmlformats.org/officeDocument/2006/math" xmlns:v="urn:schemas-microsoft-com:vml" xmlns:wp14="http://schemas.microsoft.com/office/word/2010/wordprocessingDrawing" xmlns:wp="http://schemas.openxmlformats.org/drawingml/2006/wordprocessingDrawing" xmlns:w10="urn:schemas-microsoft-com:office:word" xmlns:w="http://schemas.openxmlformats.org/wordprocessingml/2006/main" xmlns:w14="http://schemas.microsoft.com/office/word/2010/wordml" xmlns:w15="http://schemas.microsoft.com/office/word/2012/wordml" xmlns:w16cex="http://schemas.microsoft.com/office/word/2018/wordml/cex" xmlns:w16cid="http://schemas.microsoft.com/office/word/2016/wordml/cid" xmlns:w16="http://schemas.microsoft.com/office/word/2018/wordml" xmlns:w16du="http://schemas.microsoft.com/office/word/2023/wordml/word16du" xmlns:w16sdtdh="http://schemas.microsoft.com/office/word/2020/wordml/sdtdatahash" xmlns:w16sdtfl="http://schemas.microsoft.com/office/word/2024/wordml/sdtformatlock" xmlns:w16se="http://schemas.microsoft.com/office/word/2015/wordml/symex" xmlns:wpg="http://schemas.microsoft.com/office/word/2010/wordprocessingGroup" xmlns:wpi="http://schemas.microsoft.com/office/word/2010/wordprocessingInk" xmlns:wne="http://schemas.microsoft.com/office/word/2006/wordml" xmlns:wps="http://schemas.microsoft.com/office/word/2010/wordprocessingShape" mc:Ignorable="w14 w15 w16se w16cid w16 w16cex w16sdtdh w16sdtfl w16du wp14">
+  <w:abstractNum w:abstractNumId="0" w15:restartNumberingAfterBreak="0">
+    <w:nsid w:val="0EEA630A"/>
+    <w:multiLevelType w:val="multilevel"/>
+    <w:tmpl w:val="92DC9400"/>
+    <w:lvl w:ilvl="0">
+      <w:start w:val="1"/>
+      <w:numFmt w:val="bullet"/>
+      <w:lvlText w:val=""/>
+      <w:lvlJc w:val="left"/>
+      <w:pPr>
+        <w:tabs>
+          <w:tab w:val="num" w:pos="720"/>
+        </w:tabs>
+        <w:ind w:left="720" w:hanging="360"/>
+      </w:pPr>
+      <w:rPr>
+        <w:rFonts w:ascii="Symbol" w:hAnsi="Symbol" w:hint="default"/>
+        <w:sz w:val="20"/>
+      </w:rPr>
+    </w:lvl>
+    <w:lvl w:ilvl="1" w:tentative="1">
+      <w:start w:val="1"/>
+      <w:numFmt w:val="bullet"/>
+      <w:lvlText w:val="o"/>
+      <w:lvlJc w:val="left"/>
+      <w:pPr>
+        <w:tabs>
+          <w:tab w:val="num" w:pos="1440"/>
+        </w:tabs>
+        <w:ind w:left="1440" w:hanging="360"/>
+      </w:pPr>
+      <w:rPr>
+        <w:rFonts w:ascii="Courier New" w:hAnsi="Courier New" w:hint="default"/>
+        <w:sz w:val="20"/>
+      </w:rPr>
+    </w:lvl>
+    <w:lvl w:ilvl="2" w:tentative="1">
+      <w:start w:val="1"/>
+      <w:numFmt w:val="bullet"/>
+      <w:lvlText w:val=""/>
+      <w:lvlJc w:val="left"/>
+      <w:pPr>
+        <w:tabs>
+          <w:tab w:val="num" w:pos="2160"/>
+        </w:tabs>
+        <w:ind w:left="2160" w:hanging="360"/>
+      </w:pPr>
+      <w:rPr>
+        <w:rFonts w:ascii="Wingdings" w:hAnsi="Wingdings" w:hint="default"/>
+        <w:sz w:val="20"/>
+      </w:rPr>
+    </w:lvl>
+    <w:lvl w:ilvl="3" w:tentative="1">
+      <w:start w:val="1"/>
+      <w:numFmt w:val="bullet"/>
+      <w:lvlText w:val=""/>
+      <w:lvlJc w:val="left"/>
+      <w:pPr>
+        <w:tabs>
+          <w:tab w:val="num" w:pos="2880"/>
+        </w:tabs>
+        <w:ind w:left="2880" w:hanging="360"/>
+      </w:pPr>
+      <w:rPr>
+        <w:rFonts w:ascii="Wingdings" w:hAnsi="Wingdings" w:hint="default"/>
+        <w:sz w:val="20"/>
+      </w:rPr>
+    </w:lvl>
+    <w:lvl w:ilvl="4" w:tentative="1">
+      <w:start w:val="1"/>
+      <w:numFmt w:val="bullet"/>
+      <w:lvlText w:val=""/>
+      <w:lvlJc w:val="left"/>
+      <w:pPr>
+        <w:tabs>
+          <w:tab w:val="num" w:pos="3600"/>
+        </w:tabs>
+        <w:ind w:left="3600" w:hanging="360"/>
+      </w:pPr>
+      <w:rPr>
+        <w:rFonts w:ascii="Wingdings" w:hAnsi="Wingdings" w:hint="default"/>
+        <w:sz w:val="20"/>
+      </w:rPr>
+    </w:lvl>
+    <w:lvl w:ilvl="5" w:tentative="1">
+      <w:start w:val="1"/>
+      <w:numFmt w:val="bullet"/>
+      <w:lvlText w:val=""/>
+      <w:lvlJc w:val="left"/>
+      <w:pPr>
+        <w:tabs>
+          <w:tab w:val="num" w:pos="4320"/>
+        </w:tabs>
+        <w:ind w:left="4320" w:hanging="360"/>
+      </w:pPr>
+      <w:rPr>
+        <w:rFonts w:ascii="Wingdings" w:hAnsi="Wingdings" w:hint="default"/>
+        <w:sz w:val="20"/>
+      </w:rPr>
+    </w:lvl>
+    <w:lvl w:ilvl="6" w:tentative="1">
+      <w:start w:val="1"/>
+      <w:numFmt w:val="bullet"/>
+      <w:lvlText w:val=""/>
+      <w:lvlJc w:val="left"/>
+      <w:pPr>
+        <w:tabs>
+          <w:tab w:val="num" w:pos="5040"/>
+        </w:tabs>
+        <w:ind w:left="5040" w:hanging="360"/>
+      </w:pPr>
+      <w:rPr>
+        <w:rFonts w:ascii="Wingdings" w:hAnsi="Wingdings" w:hint="default"/>
+        <w:sz w:val="20"/>
+      </w:rPr>
+    </w:lvl>
+    <w:lvl w:ilvl="7" w:tentative="1">
+      <w:start w:val="1"/>
+      <w:numFmt w:val="bullet"/>
+      <w:lvlText w:val=""/>
+      <w:lvlJc w:val="left"/>
+      <w:pPr>
+        <w:tabs>
+          <w:tab w:val="num" w:pos="5760"/>
+        </w:tabs>
+        <w:ind w:left="5760" w:hanging="360"/>
+      </w:pPr>
+      <w:rPr>
+        <w:rFonts w:ascii="Wingdings" w:hAnsi="Wingdings" w:hint="default"/>
+        <w:sz w:val="20"/>
+      </w:rPr>
+    </w:lvl>
+    <w:lvl w:ilvl="8" w:tentative="1">
+      <w:start w:val="1"/>
+      <w:numFmt w:val="bullet"/>
+      <w:lvlText w:val=""/>
+      <w:lvlJc w:val="left"/>
+      <w:pPr>
+        <w:tabs>
+          <w:tab w:val="num" w:pos="6480"/>
+        </w:tabs>
+        <w:ind w:left="6480" w:hanging="360"/>
+      </w:pPr>
+      <w:rPr>
+        <w:rFonts w:ascii="Wingdings" w:hAnsi="Wingdings" w:hint="default"/>
+        <w:sz w:val="20"/>
+      </w:rPr>
+    </w:lvl>
+  </w:abstractNum>
+  <w:abstractNum w:abstractNumId="1" w15:restartNumberingAfterBreak="0">
+    <w:nsid w:val="109A1113"/>
+    <w:multiLevelType w:val="multilevel"/>
+    <w:tmpl w:val="31D63382"/>
+    <w:lvl w:ilvl="0">
+      <w:start w:val="1"/>
+      <w:numFmt w:val="bullet"/>
+      <w:lvlText w:val=""/>
+      <w:lvlJc w:val="left"/>
+      <w:pPr>
+        <w:tabs>
+          <w:tab w:val="num" w:pos="720"/>
+        </w:tabs>
+        <w:ind w:left="720" w:hanging="360"/>
+      </w:pPr>
+      <w:rPr>
+        <w:rFonts w:ascii="Symbol" w:hAnsi="Symbol" w:hint="default"/>
+        <w:sz w:val="20"/>
+      </w:rPr>
+    </w:lvl>
+    <w:lvl w:ilvl="1" w:tentative="1">
+      <w:start w:val="1"/>
+      <w:numFmt w:val="bullet"/>
+      <w:lvlText w:val="o"/>
+      <w:lvlJc w:val="left"/>
+      <w:pPr>
+        <w:tabs>
+          <w:tab w:val="num" w:pos="1440"/>
+        </w:tabs>
+        <w:ind w:left="1440" w:hanging="360"/>
+      </w:pPr>
+      <w:rPr>
+        <w:rFonts w:ascii="Courier New" w:hAnsi="Courier New" w:hint="default"/>
+        <w:sz w:val="20"/>
+      </w:rPr>
+    </w:lvl>
+    <w:lvl w:ilvl="2" w:tentative="1">
+      <w:start w:val="1"/>
+      <w:numFmt w:val="bullet"/>
+      <w:lvlText w:val=""/>
+      <w:lvlJc w:val="left"/>
+      <w:pPr>
+        <w:tabs>
+          <w:tab w:val="num" w:pos="2160"/>
+        </w:tabs>
+        <w:ind w:left="2160" w:hanging="360"/>
+      </w:pPr>
+      <w:rPr>
+        <w:rFonts w:ascii="Wingdings" w:hAnsi="Wingdings" w:hint="default"/>
+        <w:sz w:val="20"/>
+      </w:rPr>
+    </w:lvl>
+    <w:lvl w:ilvl="3" w:tentative="1">
+      <w:start w:val="1"/>
+      <w:numFmt w:val="bullet"/>
+      <w:lvlText w:val=""/>
+      <w:lvlJc w:val="left"/>
+      <w:pPr>
+        <w:tabs>
+          <w:tab w:val="num" w:pos="2880"/>
+        </w:tabs>
+        <w:ind w:left="2880" w:hanging="360"/>
+      </w:pPr>
+      <w:rPr>
+        <w:rFonts w:ascii="Wingdings" w:hAnsi="Wingdings" w:hint="default"/>
+        <w:sz w:val="20"/>
+      </w:rPr>
+    </w:lvl>
+    <w:lvl w:ilvl="4" w:tentative="1">
+      <w:start w:val="1"/>
+      <w:numFmt w:val="bullet"/>
+      <w:lvlText w:val=""/>
+      <w:lvlJc w:val="left"/>
+      <w:pPr>
+        <w:tabs>
+          <w:tab w:val="num" w:pos="3600"/>
+        </w:tabs>
+        <w:ind w:left="3600" w:hanging="360"/>
+      </w:pPr>
+      <w:rPr>
+        <w:rFonts w:ascii="Wingdings" w:hAnsi="Wingdings" w:hint="default"/>
+        <w:sz w:val="20"/>
+      </w:rPr>
+    </w:lvl>
+    <w:lvl w:ilvl="5" w:tentative="1">
+      <w:start w:val="1"/>
+      <w:numFmt w:val="bullet"/>
+      <w:lvlText w:val=""/>
+      <w:lvlJc w:val="left"/>
+      <w:pPr>
+        <w:tabs>
+          <w:tab w:val="num" w:pos="4320"/>
+        </w:tabs>
+        <w:ind w:left="4320" w:hanging="360"/>
+      </w:pPr>
+      <w:rPr>
+        <w:rFonts w:ascii="Wingdings" w:hAnsi="Wingdings" w:hint="default"/>
+        <w:sz w:val="20"/>
+      </w:rPr>
+    </w:lvl>
+    <w:lvl w:ilvl="6" w:tentative="1">
+      <w:start w:val="1"/>
+      <w:numFmt w:val="bullet"/>
+      <w:lvlText w:val=""/>
+      <w:lvlJc w:val="left"/>
+      <w:pPr>
+        <w:tabs>
+          <w:tab w:val="num" w:pos="5040"/>
+        </w:tabs>
+        <w:ind w:left="5040" w:hanging="360"/>
+      </w:pPr>
+      <w:rPr>
+        <w:rFonts w:ascii="Wingdings" w:hAnsi="Wingdings" w:hint="default"/>
+        <w:sz w:val="20"/>
+      </w:rPr>
+    </w:lvl>
+    <w:lvl w:ilvl="7" w:tentative="1">
+      <w:start w:val="1"/>
+      <w:numFmt w:val="bullet"/>
+      <w:lvlText w:val=""/>
+      <w:lvlJc w:val="left"/>
+      <w:pPr>
+        <w:tabs>
+          <w:tab w:val="num" w:pos="5760"/>
+        </w:tabs>
+        <w:ind w:left="5760" w:hanging="360"/>
+      </w:pPr>
+      <w:rPr>
+        <w:rFonts w:ascii="Wingdings" w:hAnsi="Wingdings" w:hint="default"/>
+        <w:sz w:val="20"/>
+      </w:rPr>
+    </w:lvl>
+    <w:lvl w:ilvl="8" w:tentative="1">
+      <w:start w:val="1"/>
+      <w:numFmt w:val="bullet"/>
+      <w:lvlText w:val=""/>
+      <w:lvlJc w:val="left"/>
+      <w:pPr>
+        <w:tabs>
+          <w:tab w:val="num" w:pos="6480"/>
+        </w:tabs>
+        <w:ind w:left="6480" w:hanging="360"/>
+      </w:pPr>
+      <w:rPr>
+        <w:rFonts w:ascii="Wingdings" w:hAnsi="Wingdings" w:hint="default"/>
+        <w:sz w:val="20"/>
+      </w:rPr>
+    </w:lvl>
+  </w:abstractNum>
+  <w:abstractNum w:abstractNumId="2" w15:restartNumberingAfterBreak="0">
+    <w:nsid w:val="2000514A"/>
+    <w:multiLevelType w:val="multilevel"/>
+    <w:tmpl w:val="52725E4A"/>
+    <w:lvl w:ilvl="0">
+      <w:start w:val="1"/>
+      <w:numFmt w:val="bullet"/>
+      <w:lvlText w:val=""/>
+      <w:lvlJc w:val="left"/>
+      <w:pPr>
+        <w:tabs>
+          <w:tab w:val="num" w:pos="720"/>
+        </w:tabs>
+        <w:ind w:left="720" w:hanging="360"/>
+      </w:pPr>
+      <w:rPr>
+        <w:rFonts w:ascii="Symbol" w:hAnsi="Symbol" w:hint="default"/>
+        <w:sz w:val="20"/>
+      </w:rPr>
+    </w:lvl>
+    <w:lvl w:ilvl="1" w:tentative="1">
+      <w:start w:val="1"/>
+      <w:numFmt w:val="bullet"/>
+      <w:lvlText w:val="o"/>
+      <w:lvlJc w:val="left"/>
+      <w:pPr>
+        <w:tabs>
+          <w:tab w:val="num" w:pos="1440"/>
+        </w:tabs>
+        <w:ind w:left="1440" w:hanging="360"/>
+      </w:pPr>
+      <w:rPr>
+        <w:rFonts w:ascii="Courier New" w:hAnsi="Courier New" w:hint="default"/>
+        <w:sz w:val="20"/>
+      </w:rPr>
+    </w:lvl>
+    <w:lvl w:ilvl="2" w:tentative="1">
+      <w:start w:val="1"/>
+      <w:numFmt w:val="bullet"/>
+      <w:lvlText w:val=""/>
+      <w:lvlJc w:val="left"/>
+      <w:pPr>
+        <w:tabs>
+          <w:tab w:val="num" w:pos="2160"/>
+        </w:tabs>
+        <w:ind w:left="2160" w:hanging="360"/>
+      </w:pPr>
+      <w:rPr>
+        <w:rFonts w:ascii="Wingdings" w:hAnsi="Wingdings" w:hint="default"/>
+        <w:sz w:val="20"/>
+      </w:rPr>
+    </w:lvl>
+    <w:lvl w:ilvl="3" w:tentative="1">
+      <w:start w:val="1"/>
+      <w:numFmt w:val="bullet"/>
+      <w:lvlText w:val=""/>
+      <w:lvlJc w:val="left"/>
+      <w:pPr>
+        <w:tabs>
+          <w:tab w:val="num" w:pos="2880"/>
+        </w:tabs>
+        <w:ind w:left="2880" w:hanging="360"/>
+      </w:pPr>
+      <w:rPr>
+        <w:rFonts w:ascii="Wingdings" w:hAnsi="Wingdings" w:hint="default"/>
+        <w:sz w:val="20"/>
+      </w:rPr>
+    </w:lvl>
+    <w:lvl w:ilvl="4" w:tentative="1">
+      <w:start w:val="1"/>
+      <w:numFmt w:val="bullet"/>
+      <w:lvlText w:val=""/>
+      <w:lvlJc w:val="left"/>
+      <w:pPr>
+        <w:tabs>
+          <w:tab w:val="num" w:pos="3600"/>
+        </w:tabs>
+        <w:ind w:left="3600" w:hanging="360"/>
+      </w:pPr>
+      <w:rPr>
+        <w:rFonts w:ascii="Wingdings" w:hAnsi="Wingdings" w:hint="default"/>
+        <w:sz w:val="20"/>
+      </w:rPr>
+    </w:lvl>
+    <w:lvl w:ilvl="5" w:tentative="1">
+      <w:start w:val="1"/>
+      <w:numFmt w:val="bullet"/>
+      <w:lvlText w:val=""/>
+      <w:lvlJc w:val="left"/>
+      <w:pPr>
+        <w:tabs>
+          <w:tab w:val="num" w:pos="4320"/>
+        </w:tabs>
+        <w:ind w:left="4320" w:hanging="360"/>
+      </w:pPr>
+      <w:rPr>
+        <w:rFonts w:ascii="Wingdings" w:hAnsi="Wingdings" w:hint="default"/>
+        <w:sz w:val="20"/>
+      </w:rPr>
+    </w:lvl>
+    <w:lvl w:ilvl="6" w:tentative="1">
+      <w:start w:val="1"/>
+      <w:numFmt w:val="bullet"/>
+      <w:lvlText w:val=""/>
+      <w:lvlJc w:val="left"/>
+      <w:pPr>
+        <w:tabs>
+          <w:tab w:val="num" w:pos="5040"/>
+        </w:tabs>
+        <w:ind w:left="5040" w:hanging="360"/>
+      </w:pPr>
+      <w:rPr>
+        <w:rFonts w:ascii="Wingdings" w:hAnsi="Wingdings" w:hint="default"/>
+        <w:sz w:val="20"/>
+      </w:rPr>
+    </w:lvl>
+    <w:lvl w:ilvl="7" w:tentative="1">
+      <w:start w:val="1"/>
+      <w:numFmt w:val="bullet"/>
+      <w:lvlText w:val=""/>
+      <w:lvlJc w:val="left"/>
+      <w:pPr>
+        <w:tabs>
+          <w:tab w:val="num" w:pos="5760"/>
+        </w:tabs>
+        <w:ind w:left="5760" w:hanging="360"/>
+      </w:pPr>
+      <w:rPr>
+        <w:rFonts w:ascii="Wingdings" w:hAnsi="Wingdings" w:hint="default"/>
+        <w:sz w:val="20"/>
+      </w:rPr>
+    </w:lvl>
+    <w:lvl w:ilvl="8" w:tentative="1">
+      <w:start w:val="1"/>
+      <w:numFmt w:val="bullet"/>
+      <w:lvlText w:val=""/>
+      <w:lvlJc w:val="left"/>
+      <w:pPr>
+        <w:tabs>
+          <w:tab w:val="num" w:pos="6480"/>
+        </w:tabs>
+        <w:ind w:left="6480" w:hanging="360"/>
+      </w:pPr>
+      <w:rPr>
+        <w:rFonts w:ascii="Wingdings" w:hAnsi="Wingdings" w:hint="default"/>
+        <w:sz w:val="20"/>
+      </w:rPr>
+    </w:lvl>
+  </w:abstractNum>
+  <w:abstractNum w:abstractNumId="3" w15:restartNumberingAfterBreak="0">
+    <w:nsid w:val="28DA6231"/>
+    <w:multiLevelType w:val="multilevel"/>
+    <w:tmpl w:val="099E71DA"/>
+    <w:lvl w:ilvl="0">
+      <w:start w:val="1"/>
+      <w:numFmt w:val="bullet"/>
+      <w:lvlText w:val=""/>
+      <w:lvlJc w:val="left"/>
+      <w:pPr>
+        <w:tabs>
+          <w:tab w:val="num" w:pos="720"/>
+        </w:tabs>
+        <w:ind w:left="720" w:hanging="360"/>
+      </w:pPr>
+      <w:rPr>
+        <w:rFonts w:ascii="Symbol" w:hAnsi="Symbol" w:hint="default"/>
+        <w:sz w:val="20"/>
+      </w:rPr>
+    </w:lvl>
+    <w:lvl w:ilvl="1" w:tentative="1">
+      <w:start w:val="1"/>
+      <w:numFmt w:val="bullet"/>
+      <w:lvlText w:val="o"/>
+      <w:lvlJc w:val="left"/>
+      <w:pPr>
+        <w:tabs>
+          <w:tab w:val="num" w:pos="1440"/>
+        </w:tabs>
+        <w:ind w:left="1440" w:hanging="360"/>
+      </w:pPr>
+      <w:rPr>
+        <w:rFonts w:ascii="Courier New" w:hAnsi="Courier New" w:hint="default"/>
+        <w:sz w:val="20"/>
+      </w:rPr>
+    </w:lvl>
+    <w:lvl w:ilvl="2" w:tentative="1">
+      <w:start w:val="1"/>
+      <w:numFmt w:val="bullet"/>
+      <w:lvlText w:val=""/>
+      <w:lvlJc w:val="left"/>
+      <w:pPr>
+        <w:tabs>
+          <w:tab w:val="num" w:pos="2160"/>
+        </w:tabs>
+        <w:ind w:left="2160" w:hanging="360"/>
+      </w:pPr>
+      <w:rPr>
+        <w:rFonts w:ascii="Wingdings" w:hAnsi="Wingdings" w:hint="default"/>
+        <w:sz w:val="20"/>
+      </w:rPr>
+    </w:lvl>
+    <w:lvl w:ilvl="3" w:tentative="1">
+      <w:start w:val="1"/>
+      <w:numFmt w:val="bullet"/>
+      <w:lvlText w:val=""/>
+      <w:lvlJc w:val="left"/>
+      <w:pPr>
+        <w:tabs>
+          <w:tab w:val="num" w:pos="2880"/>
+        </w:tabs>
+        <w:ind w:left="2880" w:hanging="360"/>
+      </w:pPr>
+      <w:rPr>
+        <w:rFonts w:ascii="Wingdings" w:hAnsi="Wingdings" w:hint="default"/>
+        <w:sz w:val="20"/>
+      </w:rPr>
+    </w:lvl>
+    <w:lvl w:ilvl="4" w:tentative="1">
+      <w:start w:val="1"/>
+      <w:numFmt w:val="bullet"/>
+      <w:lvlText w:val=""/>
+      <w:lvlJc w:val="left"/>
+      <w:pPr>
+        <w:tabs>
+          <w:tab w:val="num" w:pos="3600"/>
+        </w:tabs>
+        <w:ind w:left="3600" w:hanging="360"/>
+      </w:pPr>
+      <w:rPr>
+        <w:rFonts w:ascii="Wingdings" w:hAnsi="Wingdings" w:hint="default"/>
+        <w:sz w:val="20"/>
+      </w:rPr>
+    </w:lvl>
+    <w:lvl w:ilvl="5" w:tentative="1">
+      <w:start w:val="1"/>
+      <w:numFmt w:val="bullet"/>
+      <w:lvlText w:val=""/>
+      <w:lvlJc w:val="left"/>
+      <w:pPr>
+        <w:tabs>
+          <w:tab w:val="num" w:pos="4320"/>
+        </w:tabs>
+        <w:ind w:left="4320" w:hanging="360"/>
+      </w:pPr>
+      <w:rPr>
+        <w:rFonts w:ascii="Wingdings" w:hAnsi="Wingdings" w:hint="default"/>
+        <w:sz w:val="20"/>
+      </w:rPr>
+    </w:lvl>
+    <w:lvl w:ilvl="6" w:tentative="1">
+      <w:start w:val="1"/>
+      <w:numFmt w:val="bullet"/>
+      <w:lvlText w:val=""/>
+      <w:lvlJc w:val="left"/>
+      <w:pPr>
+        <w:tabs>
+          <w:tab w:val="num" w:pos="5040"/>
+        </w:tabs>
+        <w:ind w:left="5040" w:hanging="360"/>
+      </w:pPr>
+      <w:rPr>
+        <w:rFonts w:ascii="Wingdings" w:hAnsi="Wingdings" w:hint="default"/>
+        <w:sz w:val="20"/>
+      </w:rPr>
+    </w:lvl>
+    <w:lvl w:ilvl="7" w:tentative="1">
+      <w:start w:val="1"/>
+      <w:numFmt w:val="bullet"/>
+      <w:lvlText w:val=""/>
+      <w:lvlJc w:val="left"/>
+      <w:pPr>
+        <w:tabs>
+          <w:tab w:val="num" w:pos="5760"/>
+        </w:tabs>
+        <w:ind w:left="5760" w:hanging="360"/>
+      </w:pPr>
+      <w:rPr>
+        <w:rFonts w:ascii="Wingdings" w:hAnsi="Wingdings" w:hint="default"/>
+        <w:sz w:val="20"/>
+      </w:rPr>
+    </w:lvl>
+    <w:lvl w:ilvl="8" w:tentative="1">
+      <w:start w:val="1"/>
+      <w:numFmt w:val="bullet"/>
+      <w:lvlText w:val=""/>
+      <w:lvlJc w:val="left"/>
+      <w:pPr>
+        <w:tabs>
+          <w:tab w:val="num" w:pos="6480"/>
+        </w:tabs>
+        <w:ind w:left="6480" w:hanging="360"/>
+      </w:pPr>
+      <w:rPr>
+        <w:rFonts w:ascii="Wingdings" w:hAnsi="Wingdings" w:hint="default"/>
+        <w:sz w:val="20"/>
+      </w:rPr>
+    </w:lvl>
+  </w:abstractNum>
+  <w:abstractNum w:abstractNumId="4" w15:restartNumberingAfterBreak="0">
+    <w:nsid w:val="4EF5636E"/>
+    <w:multiLevelType w:val="multilevel"/>
+    <w:tmpl w:val="31EC9BEC"/>
+    <w:lvl w:ilvl="0">
+      <w:start w:val="1"/>
+      <w:numFmt w:val="bullet"/>
+      <w:lvlText w:val=""/>
+      <w:lvlJc w:val="left"/>
+      <w:pPr>
+        <w:tabs>
+          <w:tab w:val="num" w:pos="720"/>
+        </w:tabs>
+        <w:ind w:left="720" w:hanging="360"/>
+      </w:pPr>
+      <w:rPr>
+        <w:rFonts w:ascii="Symbol" w:hAnsi="Symbol" w:hint="default"/>
+        <w:sz w:val="20"/>
+      </w:rPr>
+    </w:lvl>
+    <w:lvl w:ilvl="1" w:tentative="1">
+      <w:start w:val="1"/>
+      <w:numFmt w:val="bullet"/>
+      <w:lvlText w:val="o"/>
+      <w:lvlJc w:val="left"/>
+      <w:pPr>
+        <w:tabs>
+          <w:tab w:val="num" w:pos="1440"/>
+        </w:tabs>
+        <w:ind w:left="1440" w:hanging="360"/>
+      </w:pPr>
+      <w:rPr>
+        <w:rFonts w:ascii="Courier New" w:hAnsi="Courier New" w:hint="default"/>
+        <w:sz w:val="20"/>
+      </w:rPr>
+    </w:lvl>
+    <w:lvl w:ilvl="2" w:tentative="1">
+      <w:start w:val="1"/>
+      <w:numFmt w:val="bullet"/>
+      <w:lvlText w:val=""/>
+      <w:lvlJc w:val="left"/>
+      <w:pPr>
+        <w:tabs>
+          <w:tab w:val="num" w:pos="2160"/>
+        </w:tabs>
+        <w:ind w:left="2160" w:hanging="360"/>
+      </w:pPr>
+      <w:rPr>
+        <w:rFonts w:ascii="Wingdings" w:hAnsi="Wingdings" w:hint="default"/>
+        <w:sz w:val="20"/>
+      </w:rPr>
+    </w:lvl>
+    <w:lvl w:ilvl="3" w:tentative="1">
+      <w:start w:val="1"/>
+      <w:numFmt w:val="bullet"/>
+      <w:lvlText w:val=""/>
+      <w:lvlJc w:val="left"/>
+      <w:pPr>
+        <w:tabs>
+          <w:tab w:val="num" w:pos="2880"/>
+        </w:tabs>
+        <w:ind w:left="2880" w:hanging="360"/>
+      </w:pPr>
+      <w:rPr>
+        <w:rFonts w:ascii="Wingdings" w:hAnsi="Wingdings" w:hint="default"/>
+        <w:sz w:val="20"/>
+      </w:rPr>
+    </w:lvl>
+    <w:lvl w:ilvl="4" w:tentative="1">
+      <w:start w:val="1"/>
+      <w:numFmt w:val="bullet"/>
+      <w:lvlText w:val=""/>
+      <w:lvlJc w:val="left"/>
+      <w:pPr>
+        <w:tabs>
+          <w:tab w:val="num" w:pos="3600"/>
+        </w:tabs>
+        <w:ind w:left="3600" w:hanging="360"/>
+      </w:pPr>
+      <w:rPr>
+        <w:rFonts w:ascii="Wingdings" w:hAnsi="Wingdings" w:hint="default"/>
+        <w:sz w:val="20"/>
+      </w:rPr>
+    </w:lvl>
+    <w:lvl w:ilvl="5" w:tentative="1">
+      <w:start w:val="1"/>
+      <w:numFmt w:val="bullet"/>
+      <w:lvlText w:val=""/>
+      <w:lvlJc w:val="left"/>
+      <w:pPr>
+        <w:tabs>
+          <w:tab w:val="num" w:pos="4320"/>
+        </w:tabs>
+        <w:ind w:left="4320" w:hanging="360"/>
+      </w:pPr>
+      <w:rPr>
+        <w:rFonts w:ascii="Wingdings" w:hAnsi="Wingdings" w:hint="default"/>
+        <w:sz w:val="20"/>
+      </w:rPr>
+    </w:lvl>
+    <w:lvl w:ilvl="6" w:tentative="1">
+      <w:start w:val="1"/>
+      <w:numFmt w:val="bullet"/>
+      <w:lvlText w:val=""/>
+      <w:lvlJc w:val="left"/>
+      <w:pPr>
+        <w:tabs>
+          <w:tab w:val="num" w:pos="5040"/>
+        </w:tabs>
+        <w:ind w:left="5040" w:hanging="360"/>
+      </w:pPr>
+      <w:rPr>
+        <w:rFonts w:ascii="Wingdings" w:hAnsi="Wingdings" w:hint="default"/>
+        <w:sz w:val="20"/>
+      </w:rPr>
+    </w:lvl>
+    <w:lvl w:ilvl="7" w:tentative="1">
+      <w:start w:val="1"/>
+      <w:numFmt w:val="bullet"/>
+      <w:lvlText w:val=""/>
+      <w:lvlJc w:val="left"/>
+      <w:pPr>
+        <w:tabs>
+          <w:tab w:val="num" w:pos="5760"/>
+        </w:tabs>
+        <w:ind w:left="5760" w:hanging="360"/>
+      </w:pPr>
+      <w:rPr>
+        <w:rFonts w:ascii="Wingdings" w:hAnsi="Wingdings" w:hint="default"/>
+        <w:sz w:val="20"/>
+      </w:rPr>
+    </w:lvl>
+    <w:lvl w:ilvl="8" w:tentative="1">
+      <w:start w:val="1"/>
+      <w:numFmt w:val="bullet"/>
+      <w:lvlText w:val=""/>
+      <w:lvlJc w:val="left"/>
+      <w:pPr>
+        <w:tabs>
+          <w:tab w:val="num" w:pos="6480"/>
+        </w:tabs>
+        <w:ind w:left="6480" w:hanging="360"/>
+      </w:pPr>
+      <w:rPr>
+        <w:rFonts w:ascii="Wingdings" w:hAnsi="Wingdings" w:hint="default"/>
+        <w:sz w:val="20"/>
+      </w:rPr>
+    </w:lvl>
+  </w:abstractNum>
+  <w:abstractNum w:abstractNumId="5" w15:restartNumberingAfterBreak="0">
+    <w:nsid w:val="6BAD1C10"/>
+    <w:multiLevelType w:val="multilevel"/>
+    <w:tmpl w:val="E8B61494"/>
+    <w:lvl w:ilvl="0">
+      <w:start w:val="1"/>
+      <w:numFmt w:val="bullet"/>
+      <w:lvlText w:val=""/>
+      <w:lvlJc w:val="left"/>
+      <w:pPr>
+        <w:tabs>
+          <w:tab w:val="num" w:pos="720"/>
+        </w:tabs>
+        <w:ind w:left="720" w:hanging="360"/>
+      </w:pPr>
+      <w:rPr>
+        <w:rFonts w:ascii="Symbol" w:hAnsi="Symbol" w:hint="default"/>
+        <w:sz w:val="20"/>
+      </w:rPr>
+    </w:lvl>
+    <w:lvl w:ilvl="1" w:tentative="1">
+      <w:start w:val="1"/>
+      <w:numFmt w:val="bullet"/>
+      <w:lvlText w:val="o"/>
+      <w:lvlJc w:val="left"/>
+      <w:pPr>
+        <w:tabs>
+          <w:tab w:val="num" w:pos="1440"/>
+        </w:tabs>
+        <w:ind w:left="1440" w:hanging="360"/>
+      </w:pPr>
+      <w:rPr>
+        <w:rFonts w:ascii="Courier New" w:hAnsi="Courier New" w:hint="default"/>
+        <w:sz w:val="20"/>
+      </w:rPr>
+    </w:lvl>
+    <w:lvl w:ilvl="2" w:tentative="1">
+      <w:start w:val="1"/>
+      <w:numFmt w:val="bullet"/>
+      <w:lvlText w:val=""/>
+      <w:lvlJc w:val="left"/>
+      <w:pPr>
+        <w:tabs>
+          <w:tab w:val="num" w:pos="2160"/>
+        </w:tabs>
+        <w:ind w:left="2160" w:hanging="360"/>
+      </w:pPr>
+      <w:rPr>
+        <w:rFonts w:ascii="Wingdings" w:hAnsi="Wingdings" w:hint="default"/>
+        <w:sz w:val="20"/>
+      </w:rPr>
+    </w:lvl>
+    <w:lvl w:ilvl="3" w:tentative="1">
+      <w:start w:val="1"/>
+      <w:numFmt w:val="bullet"/>
+      <w:lvlText w:val=""/>
+      <w:lvlJc w:val="left"/>
+      <w:pPr>
+        <w:tabs>
+          <w:tab w:val="num" w:pos="2880"/>
+        </w:tabs>
+        <w:ind w:left="2880" w:hanging="360"/>
+      </w:pPr>
+      <w:rPr>
+        <w:rFonts w:ascii="Wingdings" w:hAnsi="Wingdings" w:hint="default"/>
+        <w:sz w:val="20"/>
+      </w:rPr>
+    </w:lvl>
+    <w:lvl w:ilvl="4" w:tentative="1">
+      <w:start w:val="1"/>
+      <w:numFmt w:val="bullet"/>
+      <w:lvlText w:val=""/>
+      <w:lvlJc w:val="left"/>
+      <w:pPr>
+        <w:tabs>
+          <w:tab w:val="num" w:pos="3600"/>
+        </w:tabs>
+        <w:ind w:left="3600" w:hanging="360"/>
+      </w:pPr>
+      <w:rPr>
+        <w:rFonts w:ascii="Wingdings" w:hAnsi="Wingdings" w:hint="default"/>
+        <w:sz w:val="20"/>
+      </w:rPr>
+    </w:lvl>
+    <w:lvl w:ilvl="5" w:tentative="1">
+      <w:start w:val="1"/>
+      <w:numFmt w:val="bullet"/>
+      <w:lvlText w:val=""/>
+      <w:lvlJc w:val="left"/>
+      <w:pPr>
+        <w:tabs>
+          <w:tab w:val="num" w:pos="4320"/>
+        </w:tabs>
+        <w:ind w:left="4320" w:hanging="360"/>
+      </w:pPr>
+      <w:rPr>
+        <w:rFonts w:ascii="Wingdings" w:hAnsi="Wingdings" w:hint="default"/>
+        <w:sz w:val="20"/>
+      </w:rPr>
+    </w:lvl>
+    <w:lvl w:ilvl="6" w:tentative="1">
+      <w:start w:val="1"/>
+      <w:numFmt w:val="bullet"/>
+      <w:lvlText w:val=""/>
+      <w:lvlJc w:val="left"/>
+      <w:pPr>
+        <w:tabs>
+          <w:tab w:val="num" w:pos="5040"/>
+        </w:tabs>
+        <w:ind w:left="5040" w:hanging="360"/>
+      </w:pPr>
+      <w:rPr>
+        <w:rFonts w:ascii="Wingdings" w:hAnsi="Wingdings" w:hint="default"/>
+        <w:sz w:val="20"/>
+      </w:rPr>
+    </w:lvl>
+    <w:lvl w:ilvl="7" w:tentative="1">
+      <w:start w:val="1"/>
+      <w:numFmt w:val="bullet"/>
+      <w:lvlText w:val=""/>
+      <w:lvlJc w:val="left"/>
+      <w:pPr>
+        <w:tabs>
+          <w:tab w:val="num" w:pos="5760"/>
+        </w:tabs>
+        <w:ind w:left="5760" w:hanging="360"/>
+      </w:pPr>
+      <w:rPr>
+        <w:rFonts w:ascii="Wingdings" w:hAnsi="Wingdings" w:hint="default"/>
+        <w:sz w:val="20"/>
+      </w:rPr>
+    </w:lvl>
+    <w:lvl w:ilvl="8" w:tentative="1">
+      <w:start w:val="1"/>
+      <w:numFmt w:val="bullet"/>
+      <w:lvlText w:val=""/>
+      <w:lvlJc w:val="left"/>
+      <w:pPr>
+        <w:tabs>
+          <w:tab w:val="num" w:pos="6480"/>
+        </w:tabs>
+        <w:ind w:left="6480" w:hanging="360"/>
+      </w:pPr>
+      <w:rPr>
+        <w:rFonts w:ascii="Wingdings" w:hAnsi="Wingdings" w:hint="default"/>
+        <w:sz w:val="20"/>
+      </w:rPr>
+    </w:lvl>
+  </w:abstractNum>
+  <w:abstractNum w:abstractNumId="6" w15:restartNumberingAfterBreak="0">
+    <w:nsid w:val="7442534A"/>
+    <w:multiLevelType w:val="multilevel"/>
+    <w:tmpl w:val="8708D7BE"/>
+    <w:lvl w:ilvl="0">
+      <w:start w:val="1"/>
+      <w:numFmt w:val="bullet"/>
+      <w:lvlText w:val=""/>
+      <w:lvlJc w:val="left"/>
+      <w:pPr>
+        <w:tabs>
+          <w:tab w:val="num" w:pos="720"/>
+        </w:tabs>
+        <w:ind w:left="720" w:hanging="360"/>
+      </w:pPr>
+      <w:rPr>
+        <w:rFonts w:ascii="Symbol" w:hAnsi="Symbol" w:hint="default"/>
+        <w:sz w:val="20"/>
+      </w:rPr>
+    </w:lvl>
+    <w:lvl w:ilvl="1" w:tentative="1">
+      <w:start w:val="1"/>
+      <w:numFmt w:val="bullet"/>
+      <w:lvlText w:val="o"/>
+      <w:lvlJc w:val="left"/>
+      <w:pPr>
+        <w:tabs>
+          <w:tab w:val="num" w:pos="1440"/>
+        </w:tabs>
+        <w:ind w:left="1440" w:hanging="360"/>
+      </w:pPr>
+      <w:rPr>
+        <w:rFonts w:ascii="Courier New" w:hAnsi="Courier New" w:hint="default"/>
+        <w:sz w:val="20"/>
+      </w:rPr>
+    </w:lvl>
+    <w:lvl w:ilvl="2" w:tentative="1">
+      <w:start w:val="1"/>
+      <w:numFmt w:val="bullet"/>
+      <w:lvlText w:val=""/>
+      <w:lvlJc w:val="left"/>
+      <w:pPr>
+        <w:tabs>
+          <w:tab w:val="num" w:pos="2160"/>
+        </w:tabs>
+        <w:ind w:left="2160" w:hanging="360"/>
+      </w:pPr>
+      <w:rPr>
+        <w:rFonts w:ascii="Wingdings" w:hAnsi="Wingdings" w:hint="default"/>
+        <w:sz w:val="20"/>
+      </w:rPr>
+    </w:lvl>
+    <w:lvl w:ilvl="3" w:tentative="1">
+      <w:start w:val="1"/>
+      <w:numFmt w:val="bullet"/>
+      <w:lvlText w:val=""/>
+      <w:lvlJc w:val="left"/>
+      <w:pPr>
+        <w:tabs>
+          <w:tab w:val="num" w:pos="2880"/>
+        </w:tabs>
+        <w:ind w:left="2880" w:hanging="360"/>
+      </w:pPr>
+      <w:rPr>
+        <w:rFonts w:ascii="Wingdings" w:hAnsi="Wingdings" w:hint="default"/>
+        <w:sz w:val="20"/>
+      </w:rPr>
+    </w:lvl>
+    <w:lvl w:ilvl="4" w:tentative="1">
+      <w:start w:val="1"/>
+      <w:numFmt w:val="bullet"/>
+      <w:lvlText w:val=""/>
+      <w:lvlJc w:val="left"/>
+      <w:pPr>
+        <w:tabs>
+          <w:tab w:val="num" w:pos="3600"/>
+        </w:tabs>
+        <w:ind w:left="3600" w:hanging="360"/>
+      </w:pPr>
+      <w:rPr>
+        <w:rFonts w:ascii="Wingdings" w:hAnsi="Wingdings" w:hint="default"/>
+        <w:sz w:val="20"/>
+      </w:rPr>
+    </w:lvl>
+    <w:lvl w:ilvl="5" w:tentative="1">
+      <w:start w:val="1"/>
+      <w:numFmt w:val="bullet"/>
+      <w:lvlText w:val=""/>
+      <w:lvlJc w:val="left"/>
+      <w:pPr>
+        <w:tabs>
+          <w:tab w:val="num" w:pos="4320"/>
+        </w:tabs>
+        <w:ind w:left="4320" w:hanging="360"/>
+      </w:pPr>
+      <w:rPr>
+        <w:rFonts w:ascii="Wingdings" w:hAnsi="Wingdings" w:hint="default"/>
+        <w:sz w:val="20"/>
+      </w:rPr>
+    </w:lvl>
+    <w:lvl w:ilvl="6" w:tentative="1">
+      <w:start w:val="1"/>
+      <w:numFmt w:val="bullet"/>
+      <w:lvlText w:val=""/>
+      <w:lvlJc w:val="left"/>
+      <w:pPr>
+        <w:tabs>
+          <w:tab w:val="num" w:pos="5040"/>
+        </w:tabs>
+        <w:ind w:left="5040" w:hanging="360"/>
+      </w:pPr>
+      <w:rPr>
+        <w:rFonts w:ascii="Wingdings" w:hAnsi="Wingdings" w:hint="default"/>
+        <w:sz w:val="20"/>
+      </w:rPr>
+    </w:lvl>
+    <w:lvl w:ilvl="7" w:tentative="1">
+      <w:start w:val="1"/>
+      <w:numFmt w:val="bullet"/>
+      <w:lvlText w:val=""/>
+      <w:lvlJc w:val="left"/>
+      <w:pPr>
+        <w:tabs>
+          <w:tab w:val="num" w:pos="5760"/>
+        </w:tabs>
+        <w:ind w:left="5760" w:hanging="360"/>
+      </w:pPr>
+      <w:rPr>
+        <w:rFonts w:ascii="Wingdings" w:hAnsi="Wingdings" w:hint="default"/>
+        <w:sz w:val="20"/>
+      </w:rPr>
+    </w:lvl>
+    <w:lvl w:ilvl="8" w:tentative="1">
+      <w:start w:val="1"/>
+      <w:numFmt w:val="bullet"/>
+      <w:lvlText w:val=""/>
+      <w:lvlJc w:val="left"/>
+      <w:pPr>
+        <w:tabs>
+          <w:tab w:val="num" w:pos="6480"/>
+        </w:tabs>
+        <w:ind w:left="6480" w:hanging="360"/>
+      </w:pPr>
+      <w:rPr>
+        <w:rFonts w:ascii="Wingdings" w:hAnsi="Wingdings" w:hint="default"/>
+        <w:sz w:val="20"/>
+      </w:rPr>
+    </w:lvl>
+  </w:abstractNum>
+  <w:abstractNum w:abstractNumId="7" w15:restartNumberingAfterBreak="0">
+    <w:nsid w:val="7FD96C4D"/>
+    <w:multiLevelType w:val="multilevel"/>
+    <w:tmpl w:val="B5F6328C"/>
+    <w:lvl w:ilvl="0">
+      <w:start w:val="1"/>
+      <w:numFmt w:val="bullet"/>
+      <w:lvlText w:val=""/>
+      <w:lvlJc w:val="left"/>
+      <w:pPr>
+        <w:tabs>
+          <w:tab w:val="num" w:pos="720"/>
+        </w:tabs>
+        <w:ind w:left="720" w:hanging="360"/>
+      </w:pPr>
+      <w:rPr>
+        <w:rFonts w:ascii="Symbol" w:hAnsi="Symbol" w:hint="default"/>
+        <w:sz w:val="20"/>
+      </w:rPr>
+    </w:lvl>
+    <w:lvl w:ilvl="1" w:tentative="1">
+      <w:start w:val="1"/>
+      <w:numFmt w:val="bullet"/>
+      <w:lvlText w:val="o"/>
+      <w:lvlJc w:val="left"/>
+      <w:pPr>
+        <w:tabs>
+          <w:tab w:val="num" w:pos="1440"/>
+        </w:tabs>
+        <w:ind w:left="1440" w:hanging="360"/>
+      </w:pPr>
+      <w:rPr>
+        <w:rFonts w:ascii="Courier New" w:hAnsi="Courier New" w:hint="default"/>
+        <w:sz w:val="20"/>
+      </w:rPr>
+    </w:lvl>
+    <w:lvl w:ilvl="2" w:tentative="1">
+      <w:start w:val="1"/>
+      <w:numFmt w:val="bullet"/>
+      <w:lvlText w:val=""/>
+      <w:lvlJc w:val="left"/>
+      <w:pPr>
+        <w:tabs>
+          <w:tab w:val="num" w:pos="2160"/>
+        </w:tabs>
+        <w:ind w:left="2160" w:hanging="360"/>
+      </w:pPr>
+      <w:rPr>
+        <w:rFonts w:ascii="Wingdings" w:hAnsi="Wingdings" w:hint="default"/>
+        <w:sz w:val="20"/>
+      </w:rPr>
+    </w:lvl>
+    <w:lvl w:ilvl="3" w:tentative="1">
+      <w:start w:val="1"/>
+      <w:numFmt w:val="bullet"/>
+      <w:lvlText w:val=""/>
+      <w:lvlJc w:val="left"/>
+      <w:pPr>
+        <w:tabs>
+          <w:tab w:val="num" w:pos="2880"/>
+        </w:tabs>
+        <w:ind w:left="2880" w:hanging="360"/>
+      </w:pPr>
+      <w:rPr>
+        <w:rFonts w:ascii="Wingdings" w:hAnsi="Wingdings" w:hint="default"/>
+        <w:sz w:val="20"/>
+      </w:rPr>
+    </w:lvl>
+    <w:lvl w:ilvl="4" w:tentative="1">
+      <w:start w:val="1"/>
+      <w:numFmt w:val="bullet"/>
+      <w:lvlText w:val=""/>
+      <w:lvlJc w:val="left"/>
+      <w:pPr>
+        <w:tabs>
+          <w:tab w:val="num" w:pos="3600"/>
+        </w:tabs>
+        <w:ind w:left="3600" w:hanging="360"/>
+      </w:pPr>
+      <w:rPr>
+        <w:rFonts w:ascii="Wingdings" w:hAnsi="Wingdings" w:hint="default"/>
+        <w:sz w:val="20"/>
+      </w:rPr>
+    </w:lvl>
+    <w:lvl w:ilvl="5" w:tentative="1">
+      <w:start w:val="1"/>
+      <w:numFmt w:val="bullet"/>
+      <w:lvlText w:val=""/>
+      <w:lvlJc w:val="left"/>
+      <w:pPr>
+        <w:tabs>
+          <w:tab w:val="num" w:pos="4320"/>
+        </w:tabs>
+        <w:ind w:left="4320" w:hanging="360"/>
+      </w:pPr>
+      <w:rPr>
+        <w:rFonts w:ascii="Wingdings" w:hAnsi="Wingdings" w:hint="default"/>
+        <w:sz w:val="20"/>
+      </w:rPr>
+    </w:lvl>
+    <w:lvl w:ilvl="6" w:tentative="1">
+      <w:start w:val="1"/>
+      <w:numFmt w:val="bullet"/>
+      <w:lvlText w:val=""/>
+      <w:lvlJc w:val="left"/>
+      <w:pPr>
+        <w:tabs>
+          <w:tab w:val="num" w:pos="5040"/>
+        </w:tabs>
+        <w:ind w:left="5040" w:hanging="360"/>
+      </w:pPr>
+      <w:rPr>
+        <w:rFonts w:ascii="Wingdings" w:hAnsi="Wingdings" w:hint="default"/>
+        <w:sz w:val="20"/>
+      </w:rPr>
+    </w:lvl>
+    <w:lvl w:ilvl="7" w:tentative="1">
+      <w:start w:val="1"/>
+      <w:numFmt w:val="bullet"/>
+      <w:lvlText w:val=""/>
+      <w:lvlJc w:val="left"/>
+      <w:pPr>
+        <w:tabs>
+          <w:tab w:val="num" w:pos="5760"/>
+        </w:tabs>
+        <w:ind w:left="5760" w:hanging="360"/>
+      </w:pPr>
+      <w:rPr>
+        <w:rFonts w:ascii="Wingdings" w:hAnsi="Wingdings" w:hint="default"/>
+        <w:sz w:val="20"/>
+      </w:rPr>
+    </w:lvl>
+    <w:lvl w:ilvl="8" w:tentative="1">
+      <w:start w:val="1"/>
+      <w:numFmt w:val="bullet"/>
+      <w:lvlText w:val=""/>
+      <w:lvlJc w:val="left"/>
+      <w:pPr>
+        <w:tabs>
+          <w:tab w:val="num" w:pos="6480"/>
+        </w:tabs>
+        <w:ind w:left="6480" w:hanging="360"/>
+      </w:pPr>
+      <w:rPr>
+        <w:rFonts w:ascii="Wingdings" w:hAnsi="Wingdings" w:hint="default"/>
+        <w:sz w:val="20"/>
+      </w:rPr>
+    </w:lvl>
+  </w:abstractNum>
+  <w:num w:numId="1" w16cid:durableId="701593731">
+    <w:abstractNumId w:val="0"/>
+  </w:num>
+  <w:num w:numId="2" w16cid:durableId="249699006">
+    <w:abstractNumId w:val="1"/>
+  </w:num>
+  <w:num w:numId="3" w16cid:durableId="123619388">
+    <w:abstractNumId w:val="3"/>
+  </w:num>
+  <w:num w:numId="4" w16cid:durableId="2073691885">
+    <w:abstractNumId w:val="6"/>
+  </w:num>
+  <w:num w:numId="5" w16cid:durableId="1205410265">
+    <w:abstractNumId w:val="5"/>
+  </w:num>
+  <w:num w:numId="6" w16cid:durableId="838081804">
+    <w:abstractNumId w:val="4"/>
+  </w:num>
+  <w:num w:numId="7" w16cid:durableId="1366564169">
+    <w:abstractNumId w:val="7"/>
+  </w:num>
+  <w:num w:numId="8" w16cid:durableId="1874535704">
+    <w:abstractNumId w:val="2"/>
+  </w:num>
+</w:numbering>
 </file>
 
 <file path=word/styles.xml><?xml version="1.0" encoding="utf-8"?>
@@ -782,6 +4448,7 @@
   <w:style w:type="paragraph" w:default="1" w:styleId="Normal">
     <w:name w:val="Normal"/>
     <w:qFormat/>
+    <w:rsid w:val="001F3C6D"/>
   </w:style>
   <w:style w:type="paragraph" w:styleId="Heading1">
     <w:name w:val="heading 1"/>
@@ -835,7 +4502,6 @@
     <w:next w:val="Normal"/>
     <w:link w:val="Heading3Char"/>
     <w:uiPriority w:val="9"/>
-    <w:semiHidden/>
     <w:unhideWhenUsed/>
     <w:qFormat/>
     <w:rsid w:val="00DB2371"/>
@@ -1045,7 +4711,6 @@
     <w:basedOn w:val="DefaultParagraphFont"/>
     <w:link w:val="Heading3"/>
     <w:uiPriority w:val="9"/>
-    <w:semiHidden/>
     <w:rsid w:val="00DB2371"/>
     <w:rPr>
       <w:rFonts w:asciiTheme="minorHAnsi" w:eastAsiaTheme="majorEastAsia" w:hAnsiTheme="minorHAnsi" w:cstheme="majorBidi"/>
